--- a/Звіт_Практична_робота_3_wishlist-app_Демура_Євгеній_ІП-52.docx
+++ b/Звіт_Практична_робота_3_wishlist-app_Демура_Євгеній_ІП-52.docx
@@ -257,8 +257,21 @@
         <w:t>«</w:t>
       </w:r>
       <w:r>
-        <w:t>Візуалізація структури за допомогою CSS: базові стилі, box model</w:t>
-      </w:r>
+        <w:t xml:space="preserve">Візуалізація структури за допомогою CSS: базові стилі, </w:t>
+      </w:r>
+      <w:proofErr w:type="spellStart"/>
+      <w:r>
+        <w:t>box</w:t>
+      </w:r>
+      <w:proofErr w:type="spellEnd"/>
+      <w:r>
+        <w:t xml:space="preserve"> </w:t>
+      </w:r>
+      <w:proofErr w:type="spellStart"/>
+      <w:r>
+        <w:t>model</w:t>
+      </w:r>
+      <w:proofErr w:type="spellEnd"/>
       <w:r>
         <w:rPr>
           <w:spacing w:val="-2"/>
@@ -407,8 +420,13 @@
         </w:rPr>
         <w:t xml:space="preserve">Перевірив: </w:t>
       </w:r>
-      <w:r>
-        <w:t>Ковтунець О.В.</w:t>
+      <w:proofErr w:type="spellStart"/>
+      <w:r>
+        <w:t>Ковтунець</w:t>
+      </w:r>
+      <w:proofErr w:type="spellEnd"/>
+      <w:r>
+        <w:t xml:space="preserve"> О.В.</w:t>
       </w:r>
     </w:p>
     <w:p>
@@ -534,7 +552,77 @@
         <w:rPr>
           <w:bCs/>
         </w:rPr>
-        <w:t>(box model) - вміст, padding, border, margin - і виконати базове форматування тексту й кольорів</w:t>
+        <w:t>(</w:t>
+      </w:r>
+      <w:proofErr w:type="spellStart"/>
+      <w:r>
+        <w:rPr>
+          <w:bCs/>
+        </w:rPr>
+        <w:t>box</w:t>
+      </w:r>
+      <w:proofErr w:type="spellEnd"/>
+      <w:r>
+        <w:rPr>
+          <w:bCs/>
+        </w:rPr>
+        <w:t xml:space="preserve"> </w:t>
+      </w:r>
+      <w:proofErr w:type="spellStart"/>
+      <w:r>
+        <w:rPr>
+          <w:bCs/>
+        </w:rPr>
+        <w:t>model</w:t>
+      </w:r>
+      <w:proofErr w:type="spellEnd"/>
+      <w:r>
+        <w:rPr>
+          <w:bCs/>
+        </w:rPr>
+        <w:t xml:space="preserve">) - вміст, </w:t>
+      </w:r>
+      <w:proofErr w:type="spellStart"/>
+      <w:r>
+        <w:rPr>
+          <w:bCs/>
+        </w:rPr>
+        <w:t>padding</w:t>
+      </w:r>
+      <w:proofErr w:type="spellEnd"/>
+      <w:r>
+        <w:rPr>
+          <w:bCs/>
+        </w:rPr>
+        <w:t xml:space="preserve">, </w:t>
+      </w:r>
+      <w:proofErr w:type="spellStart"/>
+      <w:r>
+        <w:rPr>
+          <w:bCs/>
+        </w:rPr>
+        <w:t>border</w:t>
+      </w:r>
+      <w:proofErr w:type="spellEnd"/>
+      <w:r>
+        <w:rPr>
+          <w:bCs/>
+        </w:rPr>
+        <w:t xml:space="preserve">, </w:t>
+      </w:r>
+      <w:proofErr w:type="spellStart"/>
+      <w:r>
+        <w:rPr>
+          <w:bCs/>
+        </w:rPr>
+        <w:t>margin</w:t>
+      </w:r>
+      <w:proofErr w:type="spellEnd"/>
+      <w:r>
+        <w:rPr>
+          <w:bCs/>
+        </w:rPr>
+        <w:t xml:space="preserve"> - і виконати базове форматування тексту й кольорів</w:t>
       </w:r>
     </w:p>
     <w:p>
@@ -657,7 +745,21 @@
               <w:rPr>
                 <w:sz w:val="28"/>
               </w:rPr>
-              <w:t>(wishlist)</w:t>
+              <w:t>(</w:t>
+            </w:r>
+            <w:proofErr w:type="spellStart"/>
+            <w:r>
+              <w:rPr>
+                <w:sz w:val="28"/>
+              </w:rPr>
+              <w:t>wishlist</w:t>
+            </w:r>
+            <w:proofErr w:type="spellEnd"/>
+            <w:r>
+              <w:rPr>
+                <w:sz w:val="28"/>
+              </w:rPr>
+              <w:t>)</w:t>
             </w:r>
           </w:p>
         </w:tc>
@@ -674,12 +776,268 @@
                 <w:lang w:val="ru-RU"/>
               </w:rPr>
             </w:pPr>
+            <w:proofErr w:type="spellStart"/>
             <w:r>
               <w:rPr>
                 <w:sz w:val="28"/>
                 <w:lang w:val="ru-RU"/>
               </w:rPr>
-              <w:t>Палітра: м'яка тепла (кремовий фон, рожевий/золотистий акцент).</w:t>
+              <w:t>Палітра</w:t>
+            </w:r>
+            <w:proofErr w:type="spellEnd"/>
+            <w:r>
+              <w:rPr>
+                <w:sz w:val="28"/>
+                <w:lang w:val="ru-RU"/>
+              </w:rPr>
+              <w:t xml:space="preserve">: </w:t>
+            </w:r>
+            <w:proofErr w:type="spellStart"/>
+            <w:r>
+              <w:rPr>
+                <w:sz w:val="28"/>
+                <w:lang w:val="ru-RU"/>
+              </w:rPr>
+              <w:t>м'яка</w:t>
+            </w:r>
+            <w:proofErr w:type="spellEnd"/>
+            <w:r>
+              <w:rPr>
+                <w:sz w:val="28"/>
+                <w:lang w:val="ru-RU"/>
+              </w:rPr>
+              <w:t xml:space="preserve"> тепла (</w:t>
+            </w:r>
+            <w:proofErr w:type="spellStart"/>
+            <w:r>
+              <w:rPr>
+                <w:sz w:val="28"/>
+                <w:lang w:val="ru-RU"/>
+              </w:rPr>
+              <w:t>кремовий</w:t>
+            </w:r>
+            <w:proofErr w:type="spellEnd"/>
+            <w:r>
+              <w:rPr>
+                <w:sz w:val="28"/>
+                <w:lang w:val="ru-RU"/>
+              </w:rPr>
+              <w:t xml:space="preserve"> фон, </w:t>
+            </w:r>
+            <w:proofErr w:type="spellStart"/>
+            <w:r>
+              <w:rPr>
+                <w:sz w:val="28"/>
+                <w:lang w:val="ru-RU"/>
+              </w:rPr>
+              <w:t>рожевий</w:t>
+            </w:r>
+            <w:proofErr w:type="spellEnd"/>
+            <w:r>
+              <w:rPr>
+                <w:sz w:val="28"/>
+                <w:lang w:val="ru-RU"/>
+              </w:rPr>
+              <w:t>/</w:t>
+            </w:r>
+            <w:proofErr w:type="spellStart"/>
+            <w:r>
+              <w:rPr>
+                <w:sz w:val="28"/>
+                <w:lang w:val="ru-RU"/>
+              </w:rPr>
+              <w:t>золотистий</w:t>
+            </w:r>
+            <w:proofErr w:type="spellEnd"/>
+            <w:r>
+              <w:rPr>
+                <w:sz w:val="28"/>
+                <w:lang w:val="ru-RU"/>
+              </w:rPr>
+              <w:t xml:space="preserve"> акцент).</w:t>
+            </w:r>
+          </w:p>
+          <w:p>
+            <w:pPr>
+              <w:pStyle w:val="TableParagraph"/>
+              <w:spacing w:line="322" w:lineRule="exact"/>
+              <w:rPr>
+                <w:sz w:val="28"/>
+                <w:lang w:val="en-US"/>
+              </w:rPr>
+            </w:pPr>
+            <w:proofErr w:type="spellStart"/>
+            <w:r>
+              <w:rPr>
+                <w:sz w:val="28"/>
+                <w:lang w:val="en-US"/>
+              </w:rPr>
+              <w:t>Картки</w:t>
+            </w:r>
+            <w:proofErr w:type="spellEnd"/>
+            <w:r>
+              <w:rPr>
+                <w:sz w:val="28"/>
+                <w:lang w:val="en-US"/>
+              </w:rPr>
+              <w:t xml:space="preserve"> </w:t>
+            </w:r>
+            <w:proofErr w:type="spellStart"/>
+            <w:r>
+              <w:rPr>
+                <w:sz w:val="28"/>
+                <w:lang w:val="en-US"/>
+              </w:rPr>
+              <w:t>бажань</w:t>
+            </w:r>
+            <w:proofErr w:type="spellEnd"/>
+            <w:r>
+              <w:rPr>
+                <w:sz w:val="28"/>
+                <w:lang w:val="en-US"/>
+              </w:rPr>
+              <w:t xml:space="preserve"> (article): padding 14px, border 1px, border-radius 10px;</w:t>
+            </w:r>
+          </w:p>
+          <w:p>
+            <w:pPr>
+              <w:pStyle w:val="TableParagraph"/>
+              <w:spacing w:line="322" w:lineRule="exact"/>
+              <w:rPr>
+                <w:sz w:val="28"/>
+                <w:lang w:val="ru-RU"/>
+              </w:rPr>
+            </w:pPr>
+            <w:proofErr w:type="spellStart"/>
+            <w:r>
+              <w:rPr>
+                <w:sz w:val="28"/>
+                <w:lang w:val="ru-RU"/>
+              </w:rPr>
+              <w:t>заплановане</w:t>
+            </w:r>
+            <w:proofErr w:type="spellEnd"/>
+            <w:r>
+              <w:rPr>
+                <w:sz w:val="28"/>
+                <w:lang w:val="ru-RU"/>
+              </w:rPr>
+              <w:t xml:space="preserve"> </w:t>
+            </w:r>
+            <w:proofErr w:type="spellStart"/>
+            <w:r>
+              <w:rPr>
+                <w:sz w:val="28"/>
+                <w:lang w:val="ru-RU"/>
+              </w:rPr>
+              <w:t>позначення</w:t>
+            </w:r>
+            <w:proofErr w:type="spellEnd"/>
+            <w:r>
+              <w:rPr>
+                <w:sz w:val="28"/>
+                <w:lang w:val="ru-RU"/>
+              </w:rPr>
+              <w:t xml:space="preserve"> «куплено» - </w:t>
+            </w:r>
+            <w:proofErr w:type="spellStart"/>
+            <w:r>
+              <w:rPr>
+                <w:sz w:val="28"/>
+                <w:lang w:val="ru-RU"/>
+              </w:rPr>
+              <w:t>модифікатор</w:t>
+            </w:r>
+            <w:proofErr w:type="spellEnd"/>
+            <w:r>
+              <w:rPr>
+                <w:sz w:val="28"/>
+                <w:lang w:val="ru-RU"/>
+              </w:rPr>
+              <w:t xml:space="preserve"> </w:t>
+            </w:r>
+            <w:proofErr w:type="spellStart"/>
+            <w:r>
+              <w:rPr>
+                <w:sz w:val="28"/>
+                <w:lang w:val="ru-RU"/>
+              </w:rPr>
+              <w:t>класу</w:t>
+            </w:r>
+            <w:proofErr w:type="spellEnd"/>
+            <w:r>
+              <w:rPr>
+                <w:sz w:val="28"/>
+                <w:lang w:val="ru-RU"/>
+              </w:rPr>
+              <w:t xml:space="preserve"> </w:t>
+            </w:r>
+            <w:proofErr w:type="spellStart"/>
+            <w:r>
+              <w:rPr>
+                <w:sz w:val="28"/>
+                <w:lang w:val="ru-RU"/>
+              </w:rPr>
+              <w:t>зі</w:t>
+            </w:r>
+            <w:proofErr w:type="spellEnd"/>
+          </w:p>
+          <w:p>
+            <w:pPr>
+              <w:pStyle w:val="TableParagraph"/>
+              <w:spacing w:line="322" w:lineRule="exact"/>
+              <w:rPr>
+                <w:sz w:val="28"/>
+                <w:lang w:val="en-US"/>
+              </w:rPr>
+            </w:pPr>
+            <w:proofErr w:type="spellStart"/>
+            <w:r>
+              <w:rPr>
+                <w:sz w:val="28"/>
+                <w:lang w:val="en-US"/>
+              </w:rPr>
+              <w:t>зменшеною</w:t>
+            </w:r>
+            <w:proofErr w:type="spellEnd"/>
+            <w:r>
+              <w:rPr>
+                <w:sz w:val="28"/>
+                <w:lang w:val="en-US"/>
+              </w:rPr>
+              <w:t xml:space="preserve"> opacity (0.6) і text-decoration: line-through </w:t>
+            </w:r>
+            <w:proofErr w:type="spellStart"/>
+            <w:r>
+              <w:rPr>
+                <w:sz w:val="28"/>
+                <w:lang w:val="en-US"/>
+              </w:rPr>
+              <w:t>для</w:t>
+            </w:r>
+            <w:proofErr w:type="spellEnd"/>
+            <w:r>
+              <w:rPr>
+                <w:sz w:val="28"/>
+                <w:lang w:val="en-US"/>
+              </w:rPr>
+              <w:t xml:space="preserve"> </w:t>
+            </w:r>
+            <w:proofErr w:type="spellStart"/>
+            <w:r>
+              <w:rPr>
+                <w:sz w:val="28"/>
+                <w:lang w:val="en-US"/>
+              </w:rPr>
+              <w:t>назви</w:t>
+            </w:r>
+            <w:proofErr w:type="spellEnd"/>
+            <w:r>
+              <w:rPr>
+                <w:sz w:val="28"/>
+                <w:lang w:val="en-US"/>
+              </w:rPr>
+              <w:t>. aside</w:t>
             </w:r>
           </w:p>
           <w:p>
@@ -696,58 +1054,87 @@
                 <w:sz w:val="28"/>
                 <w:lang w:val="en-US"/>
               </w:rPr>
-              <w:t>Картки бажань (article): padding 14px, border 1px, border-radius 10px;</w:t>
+              <w:t>«</w:t>
             </w:r>
-          </w:p>
-          <w:p>
-            <w:pPr>
-              <w:pStyle w:val="TableParagraph"/>
-              <w:spacing w:line="322" w:lineRule="exact"/>
-              <w:rPr>
-                <w:sz w:val="28"/>
-                <w:lang w:val="ru-RU"/>
-              </w:rPr>
-            </w:pPr>
-            <w:r>
-              <w:rPr>
-                <w:sz w:val="28"/>
-                <w:lang w:val="ru-RU"/>
-              </w:rPr>
-              <w:t>заплановане позначення «куплено» - модифікатор класу зі</w:t>
-            </w:r>
-          </w:p>
-          <w:p>
-            <w:pPr>
-              <w:pStyle w:val="TableParagraph"/>
-              <w:spacing w:line="322" w:lineRule="exact"/>
-              <w:rPr>
-                <w:sz w:val="28"/>
-                <w:lang w:val="en-US"/>
-              </w:rPr>
-            </w:pPr>
+            <w:proofErr w:type="spellStart"/>
             <w:r>
               <w:rPr>
                 <w:sz w:val="28"/>
                 <w:lang w:val="en-US"/>
               </w:rPr>
-              <w:t>зменшеною opacity (0.6) і text-decoration: line-through для назви. aside</w:t>
+              <w:t>Сума</w:t>
             </w:r>
-          </w:p>
-          <w:p>
-            <w:pPr>
-              <w:pStyle w:val="TableParagraph"/>
-              <w:spacing w:line="322" w:lineRule="exact"/>
-              <w:rPr>
-                <w:sz w:val="28"/>
-                <w:lang w:val="en-US"/>
-              </w:rPr>
-            </w:pPr>
+            <w:proofErr w:type="spellEnd"/>
             <w:r>
               <w:rPr>
                 <w:sz w:val="28"/>
                 <w:lang w:val="en-US"/>
               </w:rPr>
-              <w:t>«Сума»: великий font-size (1.8rem) для підсумкової суми.</w:t>
+              <w:t xml:space="preserve">»: </w:t>
+            </w:r>
+            <w:proofErr w:type="spellStart"/>
+            <w:r>
+              <w:rPr>
+                <w:sz w:val="28"/>
+                <w:lang w:val="en-US"/>
+              </w:rPr>
+              <w:t>великий</w:t>
+            </w:r>
+            <w:proofErr w:type="spellEnd"/>
+            <w:r>
+              <w:rPr>
+                <w:sz w:val="28"/>
+                <w:lang w:val="en-US"/>
+              </w:rPr>
+              <w:t xml:space="preserve"> font-size (1.8rem) </w:t>
+            </w:r>
+            <w:proofErr w:type="spellStart"/>
+            <w:r>
+              <w:rPr>
+                <w:sz w:val="28"/>
+                <w:lang w:val="en-US"/>
+              </w:rPr>
+              <w:t>для</w:t>
+            </w:r>
+            <w:proofErr w:type="spellEnd"/>
+            <w:r>
+              <w:rPr>
+                <w:sz w:val="28"/>
+                <w:lang w:val="en-US"/>
+              </w:rPr>
+              <w:t xml:space="preserve"> </w:t>
+            </w:r>
+            <w:proofErr w:type="spellStart"/>
+            <w:r>
+              <w:rPr>
+                <w:sz w:val="28"/>
+                <w:lang w:val="en-US"/>
+              </w:rPr>
+              <w:t>підсумкової</w:t>
+            </w:r>
+            <w:proofErr w:type="spellEnd"/>
+            <w:r>
+              <w:rPr>
+                <w:sz w:val="28"/>
+                <w:lang w:val="en-US"/>
+              </w:rPr>
+              <w:t xml:space="preserve"> </w:t>
+            </w:r>
+            <w:proofErr w:type="spellStart"/>
+            <w:r>
+              <w:rPr>
+                <w:sz w:val="28"/>
+                <w:lang w:val="en-US"/>
+              </w:rPr>
+              <w:t>суми</w:t>
+            </w:r>
+            <w:proofErr w:type="spellEnd"/>
+            <w:r>
+              <w:rPr>
+                <w:sz w:val="28"/>
+                <w:lang w:val="en-US"/>
+              </w:rPr>
+              <w:t>.</w:t>
             </w:r>
           </w:p>
           <w:p>
@@ -940,30 +1327,48 @@
           <w:lang w:val="ru-RU"/>
         </w:rPr>
       </w:pPr>
+      <w:proofErr w:type="spellStart"/>
       <w:r>
         <w:rPr>
           <w:b/>
           <w:lang w:val="ru-RU"/>
         </w:rPr>
-        <w:t>Хід роботи</w:t>
-      </w:r>
-    </w:p>
-    <w:p>
-      <w:pPr>
-        <w:pStyle w:val="a3"/>
+        <w:t>Хід</w:t>
+      </w:r>
+      <w:proofErr w:type="spellEnd"/>
+      <w:r>
         <w:rPr>
           <w:b/>
           <w:lang w:val="ru-RU"/>
         </w:rPr>
-      </w:pPr>
-    </w:p>
-    <w:p>
-      <w:pPr>
-        <w:pStyle w:val="a3"/>
+        <w:t xml:space="preserve"> </w:t>
+      </w:r>
+      <w:proofErr w:type="spellStart"/>
+      <w:r>
         <w:rPr>
           <w:b/>
           <w:lang w:val="ru-RU"/>
         </w:rPr>
+        <w:t>роботи</w:t>
+      </w:r>
+      <w:proofErr w:type="spellEnd"/>
+    </w:p>
+    <w:p>
+      <w:pPr>
+        <w:pStyle w:val="a3"/>
+        <w:rPr>
+          <w:b/>
+          <w:lang w:val="ru-RU"/>
+        </w:rPr>
+      </w:pPr>
+    </w:p>
+    <w:p>
+      <w:pPr>
+        <w:pStyle w:val="a3"/>
+        <w:rPr>
+          <w:b/>
+          <w:lang w:val="ru-RU"/>
+        </w:rPr>
       </w:pPr>
     </w:p>
     <w:p>
@@ -980,7 +1385,23 @@
           <w:spacing w:val="-2"/>
           <w:lang w:val="ru-RU"/>
         </w:rPr>
-        <w:t>Крок 1. Підключити стиль</w:t>
+        <w:t xml:space="preserve">Крок 1. </w:t>
+      </w:r>
+      <w:proofErr w:type="spellStart"/>
+      <w:r>
+        <w:rPr>
+          <w:spacing w:val="-2"/>
+          <w:lang w:val="ru-RU"/>
+        </w:rPr>
+        <w:t>Підключити</w:t>
+      </w:r>
+      <w:proofErr w:type="spellEnd"/>
+      <w:r>
+        <w:rPr>
+          <w:spacing w:val="-2"/>
+          <w:lang w:val="ru-RU"/>
+        </w:rPr>
+        <w:t xml:space="preserve"> стиль</w:t>
       </w:r>
     </w:p>
     <w:p>
@@ -992,13 +1413,23 @@
           <w:lang w:val="ru-RU"/>
         </w:rPr>
       </w:pPr>
-      <w:r>
-        <w:rPr>
-          <w:spacing w:val="-2"/>
-          <w:lang w:val="ru-RU"/>
-        </w:rPr>
-        <w:t xml:space="preserve">Створіть файл </w:t>
-      </w:r>
+      <w:proofErr w:type="spellStart"/>
+      <w:r>
+        <w:rPr>
+          <w:spacing w:val="-2"/>
+          <w:lang w:val="ru-RU"/>
+        </w:rPr>
+        <w:t>Створіть</w:t>
+      </w:r>
+      <w:proofErr w:type="spellEnd"/>
+      <w:r>
+        <w:rPr>
+          <w:spacing w:val="-2"/>
+          <w:lang w:val="ru-RU"/>
+        </w:rPr>
+        <w:t xml:space="preserve"> файл </w:t>
+      </w:r>
+      <w:proofErr w:type="spellStart"/>
       <w:r>
         <w:rPr>
           <w:spacing w:val="-2"/>
@@ -1006,6 +1437,7 @@
         </w:rPr>
         <w:t>css</w:t>
       </w:r>
+      <w:proofErr w:type="spellEnd"/>
       <w:r>
         <w:rPr>
           <w:spacing w:val="-2"/>
@@ -1027,6 +1459,7 @@
         </w:rPr>
         <w:t>.</w:t>
       </w:r>
+      <w:proofErr w:type="spellStart"/>
       <w:r>
         <w:rPr>
           <w:spacing w:val="-2"/>
@@ -1034,12 +1467,125 @@
         </w:rPr>
         <w:t>css</w:t>
       </w:r>
-      <w:r>
-        <w:rPr>
-          <w:spacing w:val="-2"/>
-          <w:lang w:val="ru-RU"/>
-        </w:rPr>
-        <w:t xml:space="preserve"> (якщо ще не створений) і переконайтеся, що він підключений через</w:t>
+      <w:proofErr w:type="spellEnd"/>
+      <w:r>
+        <w:rPr>
+          <w:spacing w:val="-2"/>
+          <w:lang w:val="ru-RU"/>
+        </w:rPr>
+        <w:t xml:space="preserve"> (</w:t>
+      </w:r>
+      <w:proofErr w:type="spellStart"/>
+      <w:r>
+        <w:rPr>
+          <w:spacing w:val="-2"/>
+          <w:lang w:val="ru-RU"/>
+        </w:rPr>
+        <w:t>якщо</w:t>
+      </w:r>
+      <w:proofErr w:type="spellEnd"/>
+      <w:r>
+        <w:rPr>
+          <w:spacing w:val="-2"/>
+          <w:lang w:val="ru-RU"/>
+        </w:rPr>
+        <w:t xml:space="preserve"> </w:t>
+      </w:r>
+      <w:proofErr w:type="spellStart"/>
+      <w:r>
+        <w:rPr>
+          <w:spacing w:val="-2"/>
+          <w:lang w:val="ru-RU"/>
+        </w:rPr>
+        <w:t>ще</w:t>
+      </w:r>
+      <w:proofErr w:type="spellEnd"/>
+      <w:r>
+        <w:rPr>
+          <w:spacing w:val="-2"/>
+          <w:lang w:val="ru-RU"/>
+        </w:rPr>
+        <w:t xml:space="preserve"> не </w:t>
+      </w:r>
+      <w:proofErr w:type="spellStart"/>
+      <w:r>
+        <w:rPr>
+          <w:spacing w:val="-2"/>
+          <w:lang w:val="ru-RU"/>
+        </w:rPr>
+        <w:t>створений</w:t>
+      </w:r>
+      <w:proofErr w:type="spellEnd"/>
+      <w:r>
+        <w:rPr>
+          <w:spacing w:val="-2"/>
+          <w:lang w:val="ru-RU"/>
+        </w:rPr>
+        <w:t xml:space="preserve">) і </w:t>
+      </w:r>
+      <w:proofErr w:type="spellStart"/>
+      <w:r>
+        <w:rPr>
+          <w:spacing w:val="-2"/>
+          <w:lang w:val="ru-RU"/>
+        </w:rPr>
+        <w:t>переконайтеся</w:t>
+      </w:r>
+      <w:proofErr w:type="spellEnd"/>
+      <w:r>
+        <w:rPr>
+          <w:spacing w:val="-2"/>
+          <w:lang w:val="ru-RU"/>
+        </w:rPr>
+        <w:t xml:space="preserve">, </w:t>
+      </w:r>
+      <w:proofErr w:type="spellStart"/>
+      <w:r>
+        <w:rPr>
+          <w:spacing w:val="-2"/>
+          <w:lang w:val="ru-RU"/>
+        </w:rPr>
+        <w:t>що</w:t>
+      </w:r>
+      <w:proofErr w:type="spellEnd"/>
+      <w:r>
+        <w:rPr>
+          <w:spacing w:val="-2"/>
+          <w:lang w:val="ru-RU"/>
+        </w:rPr>
+        <w:t xml:space="preserve"> </w:t>
+      </w:r>
+      <w:proofErr w:type="spellStart"/>
+      <w:r>
+        <w:rPr>
+          <w:spacing w:val="-2"/>
+          <w:lang w:val="ru-RU"/>
+        </w:rPr>
+        <w:t>він</w:t>
+      </w:r>
+      <w:proofErr w:type="spellEnd"/>
+      <w:r>
+        <w:rPr>
+          <w:spacing w:val="-2"/>
+          <w:lang w:val="ru-RU"/>
+        </w:rPr>
+        <w:t xml:space="preserve"> </w:t>
+      </w:r>
+      <w:proofErr w:type="spellStart"/>
+      <w:r>
+        <w:rPr>
+          <w:spacing w:val="-2"/>
+          <w:lang w:val="ru-RU"/>
+        </w:rPr>
+        <w:t>підключений</w:t>
+      </w:r>
+      <w:proofErr w:type="spellEnd"/>
+      <w:r>
+        <w:rPr>
+          <w:spacing w:val="-2"/>
+          <w:lang w:val="ru-RU"/>
+        </w:rPr>
+        <w:t xml:space="preserve"> через</w:t>
       </w:r>
     </w:p>
     <w:p>
@@ -1056,8 +1602,129 @@
           <w:spacing w:val="-2"/>
           <w:lang w:val="en-US"/>
         </w:rPr>
-        <w:t>&lt;link rel="stylesheet" href="css/style.css"&gt; у head. Приберіть усі інлайнові style, якщо вони</w:t>
-      </w:r>
+        <w:t xml:space="preserve">&lt;link </w:t>
+      </w:r>
+      <w:proofErr w:type="spellStart"/>
+      <w:r>
+        <w:rPr>
+          <w:spacing w:val="-2"/>
+          <w:lang w:val="en-US"/>
+        </w:rPr>
+        <w:t>rel</w:t>
+      </w:r>
+      <w:proofErr w:type="spellEnd"/>
+      <w:r>
+        <w:rPr>
+          <w:spacing w:val="-2"/>
+          <w:lang w:val="en-US"/>
+        </w:rPr>
+        <w:t xml:space="preserve">="stylesheet" </w:t>
+      </w:r>
+      <w:proofErr w:type="spellStart"/>
+      <w:r>
+        <w:rPr>
+          <w:spacing w:val="-2"/>
+          <w:lang w:val="en-US"/>
+        </w:rPr>
+        <w:t>href</w:t>
+      </w:r>
+      <w:proofErr w:type="spellEnd"/>
+      <w:r>
+        <w:rPr>
+          <w:spacing w:val="-2"/>
+          <w:lang w:val="en-US"/>
+        </w:rPr>
+        <w:t>="</w:t>
+      </w:r>
+      <w:proofErr w:type="spellStart"/>
+      <w:r>
+        <w:rPr>
+          <w:spacing w:val="-2"/>
+          <w:lang w:val="en-US"/>
+        </w:rPr>
+        <w:t>css</w:t>
+      </w:r>
+      <w:proofErr w:type="spellEnd"/>
+      <w:r>
+        <w:rPr>
+          <w:spacing w:val="-2"/>
+          <w:lang w:val="en-US"/>
+        </w:rPr>
+        <w:t xml:space="preserve">/style.css"&gt; у head. </w:t>
+      </w:r>
+      <w:proofErr w:type="spellStart"/>
+      <w:r>
+        <w:rPr>
+          <w:spacing w:val="-2"/>
+          <w:lang w:val="en-US"/>
+        </w:rPr>
+        <w:t>Приберіть</w:t>
+      </w:r>
+      <w:proofErr w:type="spellEnd"/>
+      <w:r>
+        <w:rPr>
+          <w:spacing w:val="-2"/>
+          <w:lang w:val="en-US"/>
+        </w:rPr>
+        <w:t xml:space="preserve"> </w:t>
+      </w:r>
+      <w:proofErr w:type="spellStart"/>
+      <w:r>
+        <w:rPr>
+          <w:spacing w:val="-2"/>
+          <w:lang w:val="en-US"/>
+        </w:rPr>
+        <w:t>усі</w:t>
+      </w:r>
+      <w:proofErr w:type="spellEnd"/>
+      <w:r>
+        <w:rPr>
+          <w:spacing w:val="-2"/>
+          <w:lang w:val="en-US"/>
+        </w:rPr>
+        <w:t xml:space="preserve"> </w:t>
+      </w:r>
+      <w:proofErr w:type="spellStart"/>
+      <w:r>
+        <w:rPr>
+          <w:spacing w:val="-2"/>
+          <w:lang w:val="en-US"/>
+        </w:rPr>
+        <w:t>інлайнові</w:t>
+      </w:r>
+      <w:proofErr w:type="spellEnd"/>
+      <w:r>
+        <w:rPr>
+          <w:spacing w:val="-2"/>
+          <w:lang w:val="en-US"/>
+        </w:rPr>
+        <w:t xml:space="preserve"> style, </w:t>
+      </w:r>
+      <w:proofErr w:type="spellStart"/>
+      <w:r>
+        <w:rPr>
+          <w:spacing w:val="-2"/>
+          <w:lang w:val="en-US"/>
+        </w:rPr>
+        <w:t>якщо</w:t>
+      </w:r>
+      <w:proofErr w:type="spellEnd"/>
+      <w:r>
+        <w:rPr>
+          <w:spacing w:val="-2"/>
+          <w:lang w:val="en-US"/>
+        </w:rPr>
+        <w:t xml:space="preserve"> </w:t>
+      </w:r>
+      <w:proofErr w:type="spellStart"/>
+      <w:r>
+        <w:rPr>
+          <w:spacing w:val="-2"/>
+          <w:lang w:val="en-US"/>
+        </w:rPr>
+        <w:t>вони</w:t>
+      </w:r>
+      <w:proofErr w:type="spellEnd"/>
     </w:p>
     <w:p>
       <w:pPr>
@@ -1068,12 +1735,53 @@
           <w:lang w:val="ru-RU"/>
         </w:rPr>
       </w:pPr>
-      <w:r>
-        <w:rPr>
-          <w:spacing w:val="-2"/>
-          <w:lang w:val="ru-RU"/>
-        </w:rPr>
-        <w:t>залишилися з попередніх практикумів.</w:t>
+      <w:proofErr w:type="spellStart"/>
+      <w:r>
+        <w:rPr>
+          <w:spacing w:val="-2"/>
+          <w:lang w:val="ru-RU"/>
+        </w:rPr>
+        <w:t>залишилися</w:t>
+      </w:r>
+      <w:proofErr w:type="spellEnd"/>
+      <w:r>
+        <w:rPr>
+          <w:spacing w:val="-2"/>
+          <w:lang w:val="ru-RU"/>
+        </w:rPr>
+        <w:t xml:space="preserve"> з </w:t>
+      </w:r>
+      <w:proofErr w:type="spellStart"/>
+      <w:r>
+        <w:rPr>
+          <w:spacing w:val="-2"/>
+          <w:lang w:val="ru-RU"/>
+        </w:rPr>
+        <w:t>попередніх</w:t>
+      </w:r>
+      <w:proofErr w:type="spellEnd"/>
+      <w:r>
+        <w:rPr>
+          <w:spacing w:val="-2"/>
+          <w:lang w:val="ru-RU"/>
+        </w:rPr>
+        <w:t xml:space="preserve"> </w:t>
+      </w:r>
+      <w:proofErr w:type="spellStart"/>
+      <w:r>
+        <w:rPr>
+          <w:spacing w:val="-2"/>
+          <w:lang w:val="ru-RU"/>
+        </w:rPr>
+        <w:t>практикумів</w:t>
+      </w:r>
+      <w:proofErr w:type="spellEnd"/>
+      <w:r>
+        <w:rPr>
+          <w:spacing w:val="-2"/>
+          <w:lang w:val="ru-RU"/>
+        </w:rPr>
+        <w:t>.</w:t>
       </w:r>
     </w:p>
     <w:p>
@@ -1175,7 +1883,39 @@
           <w:spacing w:val="-2"/>
           <w:lang w:val="ru-RU"/>
         </w:rPr>
-        <w:t xml:space="preserve">Крок 2. Додати базовий </w:t>
+        <w:t xml:space="preserve">Крок 2. </w:t>
+      </w:r>
+      <w:proofErr w:type="spellStart"/>
+      <w:r>
+        <w:rPr>
+          <w:spacing w:val="-2"/>
+          <w:lang w:val="ru-RU"/>
+        </w:rPr>
+        <w:t>Додати</w:t>
+      </w:r>
+      <w:proofErr w:type="spellEnd"/>
+      <w:r>
+        <w:rPr>
+          <w:spacing w:val="-2"/>
+          <w:lang w:val="ru-RU"/>
+        </w:rPr>
+        <w:t xml:space="preserve"> </w:t>
+      </w:r>
+      <w:proofErr w:type="spellStart"/>
+      <w:r>
+        <w:rPr>
+          <w:spacing w:val="-2"/>
+          <w:lang w:val="ru-RU"/>
+        </w:rPr>
+        <w:t>базовий</w:t>
+      </w:r>
+      <w:proofErr w:type="spellEnd"/>
+      <w:r>
+        <w:rPr>
+          <w:spacing w:val="-2"/>
+          <w:lang w:val="ru-RU"/>
+        </w:rPr>
+        <w:t xml:space="preserve"> </w:t>
       </w:r>
       <w:r>
         <w:rPr>
@@ -1214,6 +1954,7 @@
         </w:rPr>
         <w:t>.</w:t>
       </w:r>
+      <w:proofErr w:type="spellStart"/>
       <w:r>
         <w:rPr>
           <w:spacing w:val="-2"/>
@@ -1221,12 +1962,29 @@
         </w:rPr>
         <w:t>css</w:t>
       </w:r>
-      <w:r>
-        <w:rPr>
-          <w:spacing w:val="-2"/>
-          <w:lang w:val="ru-RU"/>
-        </w:rPr>
-        <w:t xml:space="preserve"> додайте глобальне правило </w:t>
+      <w:proofErr w:type="spellEnd"/>
+      <w:r>
+        <w:rPr>
+          <w:spacing w:val="-2"/>
+          <w:lang w:val="ru-RU"/>
+        </w:rPr>
+        <w:t xml:space="preserve"> додайте </w:t>
+      </w:r>
+      <w:proofErr w:type="spellStart"/>
+      <w:r>
+        <w:rPr>
+          <w:spacing w:val="-2"/>
+          <w:lang w:val="ru-RU"/>
+        </w:rPr>
+        <w:t>глобальне</w:t>
+      </w:r>
+      <w:proofErr w:type="spellEnd"/>
+      <w:r>
+        <w:rPr>
+          <w:spacing w:val="-2"/>
+          <w:lang w:val="ru-RU"/>
+        </w:rPr>
+        <w:t xml:space="preserve"> правило </w:t>
       </w:r>
       <w:r>
         <w:rPr>
@@ -1282,7 +2040,39 @@
           <w:spacing w:val="-2"/>
           <w:lang w:val="ru-RU"/>
         </w:rPr>
-        <w:t xml:space="preserve"> для всіх елементів і</w:t>
+        <w:t xml:space="preserve"> для </w:t>
+      </w:r>
+      <w:proofErr w:type="spellStart"/>
+      <w:r>
+        <w:rPr>
+          <w:spacing w:val="-2"/>
+          <w:lang w:val="ru-RU"/>
+        </w:rPr>
+        <w:t>всіх</w:t>
+      </w:r>
+      <w:proofErr w:type="spellEnd"/>
+      <w:r>
+        <w:rPr>
+          <w:spacing w:val="-2"/>
+          <w:lang w:val="ru-RU"/>
+        </w:rPr>
+        <w:t xml:space="preserve"> </w:t>
+      </w:r>
+      <w:proofErr w:type="spellStart"/>
+      <w:r>
+        <w:rPr>
+          <w:spacing w:val="-2"/>
+          <w:lang w:val="ru-RU"/>
+        </w:rPr>
+        <w:t>елементів</w:t>
+      </w:r>
+      <w:proofErr w:type="spellEnd"/>
+      <w:r>
+        <w:rPr>
+          <w:spacing w:val="-2"/>
+          <w:lang w:val="ru-RU"/>
+        </w:rPr>
+        <w:t xml:space="preserve"> і</w:t>
       </w:r>
     </w:p>
     <w:p>
@@ -1294,12 +2084,37 @@
           <w:lang w:val="ru-RU"/>
         </w:rPr>
       </w:pPr>
-      <w:r>
-        <w:rPr>
-          <w:spacing w:val="-2"/>
-          <w:lang w:val="ru-RU"/>
-        </w:rPr>
-        <w:t xml:space="preserve">псевдоелементів (див. приклад коду вище) та </w:t>
+      <w:proofErr w:type="spellStart"/>
+      <w:r>
+        <w:rPr>
+          <w:spacing w:val="-2"/>
+          <w:lang w:val="ru-RU"/>
+        </w:rPr>
+        <w:t>псевдоелементів</w:t>
+      </w:r>
+      <w:proofErr w:type="spellEnd"/>
+      <w:r>
+        <w:rPr>
+          <w:spacing w:val="-2"/>
+          <w:lang w:val="ru-RU"/>
+        </w:rPr>
+        <w:t xml:space="preserve"> (див. приклад коду </w:t>
+      </w:r>
+      <w:proofErr w:type="spellStart"/>
+      <w:r>
+        <w:rPr>
+          <w:spacing w:val="-2"/>
+          <w:lang w:val="ru-RU"/>
+        </w:rPr>
+        <w:t>вище</w:t>
+      </w:r>
+      <w:proofErr w:type="spellEnd"/>
+      <w:r>
+        <w:rPr>
+          <w:spacing w:val="-2"/>
+          <w:lang w:val="ru-RU"/>
+        </w:rPr>
+        <w:t xml:space="preserve">) та </w:t>
       </w:r>
       <w:r>
         <w:rPr>
@@ -1407,6 +2222,7 @@
         </w:rPr>
         <w:t xml:space="preserve">Рис. 2. </w:t>
       </w:r>
+      <w:proofErr w:type="spellStart"/>
       <w:r>
         <w:rPr>
           <w:spacing w:val="-2"/>
@@ -1414,6 +2230,7 @@
         </w:rPr>
         <w:t>Налаштований</w:t>
       </w:r>
+      <w:proofErr w:type="spellEnd"/>
       <w:r>
         <w:rPr>
           <w:spacing w:val="-2"/>
@@ -1481,8 +2298,49 @@
           <w:spacing w:val="-2"/>
           <w:lang w:val="ru-RU"/>
         </w:rPr>
-        <w:t>Крок 3. Налаштувати базову типографіку</w:t>
-      </w:r>
+        <w:t xml:space="preserve">Крок 3. </w:t>
+      </w:r>
+      <w:proofErr w:type="spellStart"/>
+      <w:r>
+        <w:rPr>
+          <w:spacing w:val="-2"/>
+          <w:lang w:val="ru-RU"/>
+        </w:rPr>
+        <w:t>Налаштувати</w:t>
+      </w:r>
+      <w:proofErr w:type="spellEnd"/>
+      <w:r>
+        <w:rPr>
+          <w:spacing w:val="-2"/>
+          <w:lang w:val="ru-RU"/>
+        </w:rPr>
+        <w:t xml:space="preserve"> </w:t>
+      </w:r>
+      <w:proofErr w:type="spellStart"/>
+      <w:r>
+        <w:rPr>
+          <w:spacing w:val="-2"/>
+          <w:lang w:val="ru-RU"/>
+        </w:rPr>
+        <w:t>базову</w:t>
+      </w:r>
+      <w:proofErr w:type="spellEnd"/>
+      <w:r>
+        <w:rPr>
+          <w:spacing w:val="-2"/>
+          <w:lang w:val="ru-RU"/>
+        </w:rPr>
+        <w:t xml:space="preserve"> </w:t>
+      </w:r>
+      <w:proofErr w:type="spellStart"/>
+      <w:r>
+        <w:rPr>
+          <w:spacing w:val="-2"/>
+          <w:lang w:val="ru-RU"/>
+        </w:rPr>
+        <w:t>типографіку</w:t>
+      </w:r>
+      <w:proofErr w:type="spellEnd"/>
     </w:p>
     <w:p>
       <w:pPr>
@@ -1540,7 +2398,23 @@
           <w:spacing w:val="-2"/>
           <w:lang w:val="ru-RU"/>
         </w:rPr>
-        <w:t xml:space="preserve">, базовий </w:t>
+        <w:t xml:space="preserve">, </w:t>
+      </w:r>
+      <w:proofErr w:type="spellStart"/>
+      <w:r>
+        <w:rPr>
+          <w:spacing w:val="-2"/>
+          <w:lang w:val="ru-RU"/>
+        </w:rPr>
+        <w:t>базовий</w:t>
+      </w:r>
+      <w:proofErr w:type="spellEnd"/>
+      <w:r>
+        <w:rPr>
+          <w:spacing w:val="-2"/>
+          <w:lang w:val="ru-RU"/>
+        </w:rPr>
+        <w:t xml:space="preserve"> </w:t>
       </w:r>
       <w:r>
         <w:rPr>
@@ -1610,7 +2484,39 @@
           <w:spacing w:val="-2"/>
           <w:lang w:val="ru-RU"/>
         </w:rPr>
-        <w:t xml:space="preserve"> і колір тексту/фону сторінки -</w:t>
+        <w:t xml:space="preserve"> і </w:t>
+      </w:r>
+      <w:proofErr w:type="spellStart"/>
+      <w:r>
+        <w:rPr>
+          <w:spacing w:val="-2"/>
+          <w:lang w:val="ru-RU"/>
+        </w:rPr>
+        <w:t>колір</w:t>
+      </w:r>
+      <w:proofErr w:type="spellEnd"/>
+      <w:r>
+        <w:rPr>
+          <w:spacing w:val="-2"/>
+          <w:lang w:val="ru-RU"/>
+        </w:rPr>
+        <w:t xml:space="preserve"> тексту/фону </w:t>
+      </w:r>
+      <w:proofErr w:type="spellStart"/>
+      <w:r>
+        <w:rPr>
+          <w:spacing w:val="-2"/>
+          <w:lang w:val="ru-RU"/>
+        </w:rPr>
+        <w:t>сторінки</w:t>
+      </w:r>
+      <w:proofErr w:type="spellEnd"/>
+      <w:r>
+        <w:rPr>
+          <w:spacing w:val="-2"/>
+          <w:lang w:val="ru-RU"/>
+        </w:rPr>
+        <w:t xml:space="preserve"> -</w:t>
       </w:r>
     </w:p>
     <w:p>
@@ -1622,12 +2528,85 @@
           <w:lang w:val="en-US"/>
         </w:rPr>
       </w:pPr>
-      <w:r>
-        <w:rPr>
-          <w:spacing w:val="-2"/>
-          <w:lang w:val="ru-RU"/>
-        </w:rPr>
-        <w:t>відповідно до кольорової палітри вашого варіанта.</w:t>
+      <w:proofErr w:type="spellStart"/>
+      <w:r>
+        <w:rPr>
+          <w:spacing w:val="-2"/>
+          <w:lang w:val="ru-RU"/>
+        </w:rPr>
+        <w:t>відповідно</w:t>
+      </w:r>
+      <w:proofErr w:type="spellEnd"/>
+      <w:r>
+        <w:rPr>
+          <w:spacing w:val="-2"/>
+          <w:lang w:val="ru-RU"/>
+        </w:rPr>
+        <w:t xml:space="preserve"> до </w:t>
+      </w:r>
+      <w:proofErr w:type="spellStart"/>
+      <w:r>
+        <w:rPr>
+          <w:spacing w:val="-2"/>
+          <w:lang w:val="ru-RU"/>
+        </w:rPr>
+        <w:t>кольорової</w:t>
+      </w:r>
+      <w:proofErr w:type="spellEnd"/>
+      <w:r>
+        <w:rPr>
+          <w:spacing w:val="-2"/>
+          <w:lang w:val="ru-RU"/>
+        </w:rPr>
+        <w:t xml:space="preserve"> </w:t>
+      </w:r>
+      <w:proofErr w:type="spellStart"/>
+      <w:r>
+        <w:rPr>
+          <w:spacing w:val="-2"/>
+          <w:lang w:val="ru-RU"/>
+        </w:rPr>
+        <w:t>палітри</w:t>
+      </w:r>
+      <w:proofErr w:type="spellEnd"/>
+      <w:r>
+        <w:rPr>
+          <w:spacing w:val="-2"/>
+          <w:lang w:val="ru-RU"/>
+        </w:rPr>
+        <w:t xml:space="preserve"> </w:t>
+      </w:r>
+      <w:proofErr w:type="spellStart"/>
+      <w:r>
+        <w:rPr>
+          <w:spacing w:val="-2"/>
+          <w:lang w:val="ru-RU"/>
+        </w:rPr>
+        <w:t>вашого</w:t>
+      </w:r>
+      <w:proofErr w:type="spellEnd"/>
+      <w:r>
+        <w:rPr>
+          <w:spacing w:val="-2"/>
+          <w:lang w:val="ru-RU"/>
+        </w:rPr>
+        <w:t xml:space="preserve"> </w:t>
+      </w:r>
+      <w:proofErr w:type="spellStart"/>
+      <w:r>
+        <w:rPr>
+          <w:spacing w:val="-2"/>
+          <w:lang w:val="ru-RU"/>
+        </w:rPr>
+        <w:t>варіанта</w:t>
+      </w:r>
+      <w:proofErr w:type="spellEnd"/>
+      <w:r>
+        <w:rPr>
+          <w:spacing w:val="-2"/>
+          <w:lang w:val="ru-RU"/>
+        </w:rPr>
+        <w:t>.</w:t>
       </w:r>
     </w:p>
     <w:p>
@@ -1729,7 +2708,23 @@
           <w:lang w:val="ru-RU"/>
         </w:rPr>
         <w:lastRenderedPageBreak/>
-        <w:t xml:space="preserve">Крок 4. Стилізувати </w:t>
+        <w:t>Крок 4. Ст</w:t>
+      </w:r>
+      <w:proofErr w:type="spellStart"/>
+      <w:r>
+        <w:rPr>
+          <w:spacing w:val="-2"/>
+          <w:lang w:val="ru-RU"/>
+        </w:rPr>
+        <w:t>илізувати</w:t>
+      </w:r>
+      <w:proofErr w:type="spellEnd"/>
+      <w:r>
+        <w:rPr>
+          <w:spacing w:val="-2"/>
+          <w:lang w:val="ru-RU"/>
+        </w:rPr>
+        <w:t xml:space="preserve"> </w:t>
       </w:r>
       <w:r>
         <w:rPr>
@@ -1753,7 +2748,71 @@
           <w:spacing w:val="-2"/>
           <w:lang w:val="ru-RU"/>
         </w:rPr>
-        <w:t xml:space="preserve">Додайте фон (колір або градієнт за варіантом), </w:t>
+        <w:t>Додайте фон (</w:t>
+      </w:r>
+      <w:proofErr w:type="spellStart"/>
+      <w:r>
+        <w:rPr>
+          <w:spacing w:val="-2"/>
+          <w:lang w:val="ru-RU"/>
+        </w:rPr>
+        <w:t>колір</w:t>
+      </w:r>
+      <w:proofErr w:type="spellEnd"/>
+      <w:r>
+        <w:rPr>
+          <w:spacing w:val="-2"/>
+          <w:lang w:val="ru-RU"/>
+        </w:rPr>
+        <w:t xml:space="preserve"> </w:t>
+      </w:r>
+      <w:proofErr w:type="spellStart"/>
+      <w:r>
+        <w:rPr>
+          <w:spacing w:val="-2"/>
+          <w:lang w:val="ru-RU"/>
+        </w:rPr>
+        <w:t>або</w:t>
+      </w:r>
+      <w:proofErr w:type="spellEnd"/>
+      <w:r>
+        <w:rPr>
+          <w:spacing w:val="-2"/>
+          <w:lang w:val="ru-RU"/>
+        </w:rPr>
+        <w:t xml:space="preserve"> </w:t>
+      </w:r>
+      <w:proofErr w:type="spellStart"/>
+      <w:r>
+        <w:rPr>
+          <w:spacing w:val="-2"/>
+          <w:lang w:val="ru-RU"/>
+        </w:rPr>
+        <w:t>градієнт</w:t>
+      </w:r>
+      <w:proofErr w:type="spellEnd"/>
+      <w:r>
+        <w:rPr>
+          <w:spacing w:val="-2"/>
+          <w:lang w:val="ru-RU"/>
+        </w:rPr>
+        <w:t xml:space="preserve"> за </w:t>
+      </w:r>
+      <w:proofErr w:type="spellStart"/>
+      <w:r>
+        <w:rPr>
+          <w:spacing w:val="-2"/>
+          <w:lang w:val="ru-RU"/>
+        </w:rPr>
+        <w:t>варіантом</w:t>
+      </w:r>
+      <w:proofErr w:type="spellEnd"/>
+      <w:r>
+        <w:rPr>
+          <w:spacing w:val="-2"/>
+          <w:lang w:val="ru-RU"/>
+        </w:rPr>
+        <w:t xml:space="preserve">), </w:t>
       </w:r>
       <w:r>
         <w:rPr>
@@ -1795,8 +2854,17 @@
           <w:spacing w:val="-2"/>
           <w:lang w:val="ru-RU"/>
         </w:rPr>
-        <w:t>; налаштуйте</w:t>
-      </w:r>
+        <w:t xml:space="preserve">; </w:t>
+      </w:r>
+      <w:proofErr w:type="spellStart"/>
+      <w:r>
+        <w:rPr>
+          <w:spacing w:val="-2"/>
+          <w:lang w:val="ru-RU"/>
+        </w:rPr>
+        <w:t>налаштуйте</w:t>
+      </w:r>
+      <w:proofErr w:type="spellEnd"/>
     </w:p>
     <w:p>
       <w:pPr>
@@ -1807,12 +2875,117 @@
           <w:lang w:val="en-US"/>
         </w:rPr>
       </w:pPr>
-      <w:r>
-        <w:rPr>
-          <w:spacing w:val="-2"/>
-          <w:lang w:val="en-US"/>
-        </w:rPr>
-        <w:t>розмір і колір h1, відступи навколо посилань nav (margin-right між пунктами).</w:t>
+      <w:proofErr w:type="spellStart"/>
+      <w:r>
+        <w:rPr>
+          <w:spacing w:val="-2"/>
+          <w:lang w:val="en-US"/>
+        </w:rPr>
+        <w:t>розмір</w:t>
+      </w:r>
+      <w:proofErr w:type="spellEnd"/>
+      <w:r>
+        <w:rPr>
+          <w:spacing w:val="-2"/>
+          <w:lang w:val="en-US"/>
+        </w:rPr>
+        <w:t xml:space="preserve"> і </w:t>
+      </w:r>
+      <w:proofErr w:type="spellStart"/>
+      <w:r>
+        <w:rPr>
+          <w:spacing w:val="-2"/>
+          <w:lang w:val="en-US"/>
+        </w:rPr>
+        <w:t>колір</w:t>
+      </w:r>
+      <w:proofErr w:type="spellEnd"/>
+      <w:r>
+        <w:rPr>
+          <w:spacing w:val="-2"/>
+          <w:lang w:val="en-US"/>
+        </w:rPr>
+        <w:t xml:space="preserve"> h1, </w:t>
+      </w:r>
+      <w:proofErr w:type="spellStart"/>
+      <w:r>
+        <w:rPr>
+          <w:spacing w:val="-2"/>
+          <w:lang w:val="en-US"/>
+        </w:rPr>
+        <w:t>відступи</w:t>
+      </w:r>
+      <w:proofErr w:type="spellEnd"/>
+      <w:r>
+        <w:rPr>
+          <w:spacing w:val="-2"/>
+          <w:lang w:val="en-US"/>
+        </w:rPr>
+        <w:t xml:space="preserve"> </w:t>
+      </w:r>
+      <w:proofErr w:type="spellStart"/>
+      <w:r>
+        <w:rPr>
+          <w:spacing w:val="-2"/>
+          <w:lang w:val="en-US"/>
+        </w:rPr>
+        <w:t>навколо</w:t>
+      </w:r>
+      <w:proofErr w:type="spellEnd"/>
+      <w:r>
+        <w:rPr>
+          <w:spacing w:val="-2"/>
+          <w:lang w:val="en-US"/>
+        </w:rPr>
+        <w:t xml:space="preserve"> </w:t>
+      </w:r>
+      <w:proofErr w:type="spellStart"/>
+      <w:r>
+        <w:rPr>
+          <w:spacing w:val="-2"/>
+          <w:lang w:val="en-US"/>
+        </w:rPr>
+        <w:t>посилань</w:t>
+      </w:r>
+      <w:proofErr w:type="spellEnd"/>
+      <w:r>
+        <w:rPr>
+          <w:spacing w:val="-2"/>
+          <w:lang w:val="en-US"/>
+        </w:rPr>
+        <w:t xml:space="preserve"> nav (margin-right </w:t>
+      </w:r>
+      <w:proofErr w:type="spellStart"/>
+      <w:r>
+        <w:rPr>
+          <w:spacing w:val="-2"/>
+          <w:lang w:val="en-US"/>
+        </w:rPr>
+        <w:t>між</w:t>
+      </w:r>
+      <w:proofErr w:type="spellEnd"/>
+      <w:r>
+        <w:rPr>
+          <w:spacing w:val="-2"/>
+          <w:lang w:val="en-US"/>
+        </w:rPr>
+        <w:t xml:space="preserve"> </w:t>
+      </w:r>
+      <w:proofErr w:type="spellStart"/>
+      <w:r>
+        <w:rPr>
+          <w:spacing w:val="-2"/>
+          <w:lang w:val="en-US"/>
+        </w:rPr>
+        <w:t>пунктами</w:t>
+      </w:r>
+      <w:proofErr w:type="spellEnd"/>
+      <w:r>
+        <w:rPr>
+          <w:spacing w:val="-2"/>
+          <w:lang w:val="en-US"/>
+        </w:rPr>
+        <w:t>).</w:t>
       </w:r>
     </w:p>
     <w:p>
@@ -1898,12 +3071,37 @@
           <w:lang w:val="en-US"/>
         </w:rPr>
       </w:pPr>
-      <w:r>
-        <w:rPr>
-          <w:spacing w:val="-2"/>
-          <w:lang w:val="en-US"/>
-        </w:rPr>
-        <w:t>Крок 5. Стилізувати main і section</w:t>
+      <w:proofErr w:type="spellStart"/>
+      <w:r>
+        <w:rPr>
+          <w:spacing w:val="-2"/>
+          <w:lang w:val="en-US"/>
+        </w:rPr>
+        <w:t>Крок</w:t>
+      </w:r>
+      <w:proofErr w:type="spellEnd"/>
+      <w:r>
+        <w:rPr>
+          <w:spacing w:val="-2"/>
+          <w:lang w:val="en-US"/>
+        </w:rPr>
+        <w:t xml:space="preserve"> 5. </w:t>
+      </w:r>
+      <w:proofErr w:type="spellStart"/>
+      <w:r>
+        <w:rPr>
+          <w:spacing w:val="-2"/>
+          <w:lang w:val="en-US"/>
+        </w:rPr>
+        <w:t>Стилізувати</w:t>
+      </w:r>
+      <w:proofErr w:type="spellEnd"/>
+      <w:r>
+        <w:rPr>
+          <w:spacing w:val="-2"/>
+          <w:lang w:val="en-US"/>
+        </w:rPr>
+        <w:t xml:space="preserve"> main і section</w:t>
       </w:r>
     </w:p>
     <w:p>
@@ -1915,12 +3113,117 @@
           <w:lang w:val="en-US"/>
         </w:rPr>
       </w:pPr>
-      <w:r>
-        <w:rPr>
-          <w:spacing w:val="-2"/>
-          <w:lang w:val="en-US"/>
-        </w:rPr>
-        <w:t>Додайте максимальну ширину контентної колонки (max-width) з margin: 0 auto для центрування,</w:t>
+      <w:proofErr w:type="spellStart"/>
+      <w:r>
+        <w:rPr>
+          <w:spacing w:val="-2"/>
+          <w:lang w:val="en-US"/>
+        </w:rPr>
+        <w:t>Додайте</w:t>
+      </w:r>
+      <w:proofErr w:type="spellEnd"/>
+      <w:r>
+        <w:rPr>
+          <w:spacing w:val="-2"/>
+          <w:lang w:val="en-US"/>
+        </w:rPr>
+        <w:t xml:space="preserve"> </w:t>
+      </w:r>
+      <w:proofErr w:type="spellStart"/>
+      <w:r>
+        <w:rPr>
+          <w:spacing w:val="-2"/>
+          <w:lang w:val="en-US"/>
+        </w:rPr>
+        <w:t>максимальну</w:t>
+      </w:r>
+      <w:proofErr w:type="spellEnd"/>
+      <w:r>
+        <w:rPr>
+          <w:spacing w:val="-2"/>
+          <w:lang w:val="en-US"/>
+        </w:rPr>
+        <w:t xml:space="preserve"> </w:t>
+      </w:r>
+      <w:proofErr w:type="spellStart"/>
+      <w:r>
+        <w:rPr>
+          <w:spacing w:val="-2"/>
+          <w:lang w:val="en-US"/>
+        </w:rPr>
+        <w:t>ширину</w:t>
+      </w:r>
+      <w:proofErr w:type="spellEnd"/>
+      <w:r>
+        <w:rPr>
+          <w:spacing w:val="-2"/>
+          <w:lang w:val="en-US"/>
+        </w:rPr>
+        <w:t xml:space="preserve"> </w:t>
+      </w:r>
+      <w:proofErr w:type="spellStart"/>
+      <w:r>
+        <w:rPr>
+          <w:spacing w:val="-2"/>
+          <w:lang w:val="en-US"/>
+        </w:rPr>
+        <w:t>контентної</w:t>
+      </w:r>
+      <w:proofErr w:type="spellEnd"/>
+      <w:r>
+        <w:rPr>
+          <w:spacing w:val="-2"/>
+          <w:lang w:val="en-US"/>
+        </w:rPr>
+        <w:t xml:space="preserve"> </w:t>
+      </w:r>
+      <w:proofErr w:type="spellStart"/>
+      <w:r>
+        <w:rPr>
+          <w:spacing w:val="-2"/>
+          <w:lang w:val="en-US"/>
+        </w:rPr>
+        <w:t>колонки</w:t>
+      </w:r>
+      <w:proofErr w:type="spellEnd"/>
+      <w:r>
+        <w:rPr>
+          <w:spacing w:val="-2"/>
+          <w:lang w:val="en-US"/>
+        </w:rPr>
+        <w:t xml:space="preserve"> (max-width) з margin: 0 auto </w:t>
+      </w:r>
+      <w:proofErr w:type="spellStart"/>
+      <w:r>
+        <w:rPr>
+          <w:spacing w:val="-2"/>
+          <w:lang w:val="en-US"/>
+        </w:rPr>
+        <w:t>для</w:t>
+      </w:r>
+      <w:proofErr w:type="spellEnd"/>
+      <w:r>
+        <w:rPr>
+          <w:spacing w:val="-2"/>
+          <w:lang w:val="en-US"/>
+        </w:rPr>
+        <w:t xml:space="preserve"> </w:t>
+      </w:r>
+      <w:proofErr w:type="spellStart"/>
+      <w:r>
+        <w:rPr>
+          <w:spacing w:val="-2"/>
+          <w:lang w:val="en-US"/>
+        </w:rPr>
+        <w:t>центрування</w:t>
+      </w:r>
+      <w:proofErr w:type="spellEnd"/>
+      <w:r>
+        <w:rPr>
+          <w:spacing w:val="-2"/>
+          <w:lang w:val="en-US"/>
+        </w:rPr>
+        <w:t>,</w:t>
       </w:r>
     </w:p>
     <w:p>
@@ -1937,7 +3240,71 @@
           <w:spacing w:val="-2"/>
           <w:lang w:val="en-US"/>
         </w:rPr>
-        <w:t>padding по краях, відступи (margin) між section.</w:t>
+        <w:t xml:space="preserve">padding </w:t>
+      </w:r>
+      <w:proofErr w:type="spellStart"/>
+      <w:r>
+        <w:rPr>
+          <w:spacing w:val="-2"/>
+          <w:lang w:val="en-US"/>
+        </w:rPr>
+        <w:t>по</w:t>
+      </w:r>
+      <w:proofErr w:type="spellEnd"/>
+      <w:r>
+        <w:rPr>
+          <w:spacing w:val="-2"/>
+          <w:lang w:val="en-US"/>
+        </w:rPr>
+        <w:t xml:space="preserve"> </w:t>
+      </w:r>
+      <w:proofErr w:type="spellStart"/>
+      <w:r>
+        <w:rPr>
+          <w:spacing w:val="-2"/>
+          <w:lang w:val="en-US"/>
+        </w:rPr>
+        <w:t>краях</w:t>
+      </w:r>
+      <w:proofErr w:type="spellEnd"/>
+      <w:r>
+        <w:rPr>
+          <w:spacing w:val="-2"/>
+          <w:lang w:val="en-US"/>
+        </w:rPr>
+        <w:t xml:space="preserve">, </w:t>
+      </w:r>
+      <w:proofErr w:type="spellStart"/>
+      <w:r>
+        <w:rPr>
+          <w:spacing w:val="-2"/>
+          <w:lang w:val="en-US"/>
+        </w:rPr>
+        <w:t>відступи</w:t>
+      </w:r>
+      <w:proofErr w:type="spellEnd"/>
+      <w:r>
+        <w:rPr>
+          <w:spacing w:val="-2"/>
+          <w:lang w:val="en-US"/>
+        </w:rPr>
+        <w:t xml:space="preserve"> (margin) </w:t>
+      </w:r>
+      <w:proofErr w:type="spellStart"/>
+      <w:r>
+        <w:rPr>
+          <w:spacing w:val="-2"/>
+          <w:lang w:val="en-US"/>
+        </w:rPr>
+        <w:t>між</w:t>
+      </w:r>
+      <w:proofErr w:type="spellEnd"/>
+      <w:r>
+        <w:rPr>
+          <w:spacing w:val="-2"/>
+          <w:lang w:val="en-US"/>
+        </w:rPr>
+        <w:t xml:space="preserve"> section.</w:t>
       </w:r>
     </w:p>
     <w:p>
@@ -2036,12 +3403,53 @@
           <w:lang w:val="en-US"/>
         </w:rPr>
       </w:pPr>
-      <w:r>
-        <w:rPr>
-          <w:spacing w:val="-2"/>
-          <w:lang w:val="en-US"/>
-        </w:rPr>
-        <w:t>Крок 6. Стилізувати картки (article)</w:t>
+      <w:proofErr w:type="spellStart"/>
+      <w:r>
+        <w:rPr>
+          <w:spacing w:val="-2"/>
+          <w:lang w:val="en-US"/>
+        </w:rPr>
+        <w:t>Крок</w:t>
+      </w:r>
+      <w:proofErr w:type="spellEnd"/>
+      <w:r>
+        <w:rPr>
+          <w:spacing w:val="-2"/>
+          <w:lang w:val="en-US"/>
+        </w:rPr>
+        <w:t xml:space="preserve"> 6. </w:t>
+      </w:r>
+      <w:proofErr w:type="spellStart"/>
+      <w:r>
+        <w:rPr>
+          <w:spacing w:val="-2"/>
+          <w:lang w:val="en-US"/>
+        </w:rPr>
+        <w:t>Стилізувати</w:t>
+      </w:r>
+      <w:proofErr w:type="spellEnd"/>
+      <w:r>
+        <w:rPr>
+          <w:spacing w:val="-2"/>
+          <w:lang w:val="en-US"/>
+        </w:rPr>
+        <w:t xml:space="preserve"> </w:t>
+      </w:r>
+      <w:proofErr w:type="spellStart"/>
+      <w:r>
+        <w:rPr>
+          <w:spacing w:val="-2"/>
+          <w:lang w:val="en-US"/>
+        </w:rPr>
+        <w:t>картки</w:t>
+      </w:r>
+      <w:proofErr w:type="spellEnd"/>
+      <w:r>
+        <w:rPr>
+          <w:spacing w:val="-2"/>
+          <w:lang w:val="en-US"/>
+        </w:rPr>
+        <w:t xml:space="preserve"> (article)</w:t>
       </w:r>
     </w:p>
     <w:p>
@@ -2053,12 +3461,158 @@
           <w:lang w:val="en-US"/>
         </w:rPr>
       </w:pPr>
-      <w:r>
-        <w:rPr>
-          <w:spacing w:val="-2"/>
-          <w:lang w:val="en-US"/>
-        </w:rPr>
-        <w:t>Для повторюваних елементів вашого варіанта задайте клас (наприклад .card) із padding, border</w:t>
+      <w:proofErr w:type="spellStart"/>
+      <w:r>
+        <w:rPr>
+          <w:spacing w:val="-2"/>
+          <w:lang w:val="en-US"/>
+        </w:rPr>
+        <w:t>Для</w:t>
+      </w:r>
+      <w:proofErr w:type="spellEnd"/>
+      <w:r>
+        <w:rPr>
+          <w:spacing w:val="-2"/>
+          <w:lang w:val="en-US"/>
+        </w:rPr>
+        <w:t xml:space="preserve"> </w:t>
+      </w:r>
+      <w:proofErr w:type="spellStart"/>
+      <w:r>
+        <w:rPr>
+          <w:spacing w:val="-2"/>
+          <w:lang w:val="en-US"/>
+        </w:rPr>
+        <w:t>повторюваних</w:t>
+      </w:r>
+      <w:proofErr w:type="spellEnd"/>
+      <w:r>
+        <w:rPr>
+          <w:spacing w:val="-2"/>
+          <w:lang w:val="en-US"/>
+        </w:rPr>
+        <w:t xml:space="preserve"> </w:t>
+      </w:r>
+      <w:proofErr w:type="spellStart"/>
+      <w:r>
+        <w:rPr>
+          <w:spacing w:val="-2"/>
+          <w:lang w:val="en-US"/>
+        </w:rPr>
+        <w:t>елементів</w:t>
+      </w:r>
+      <w:proofErr w:type="spellEnd"/>
+      <w:r>
+        <w:rPr>
+          <w:spacing w:val="-2"/>
+          <w:lang w:val="en-US"/>
+        </w:rPr>
+        <w:t xml:space="preserve"> </w:t>
+      </w:r>
+      <w:proofErr w:type="spellStart"/>
+      <w:r>
+        <w:rPr>
+          <w:spacing w:val="-2"/>
+          <w:lang w:val="en-US"/>
+        </w:rPr>
+        <w:t>вашого</w:t>
+      </w:r>
+      <w:proofErr w:type="spellEnd"/>
+      <w:r>
+        <w:rPr>
+          <w:spacing w:val="-2"/>
+          <w:lang w:val="en-US"/>
+        </w:rPr>
+        <w:t xml:space="preserve"> </w:t>
+      </w:r>
+      <w:proofErr w:type="spellStart"/>
+      <w:r>
+        <w:rPr>
+          <w:spacing w:val="-2"/>
+          <w:lang w:val="en-US"/>
+        </w:rPr>
+        <w:t>варіанта</w:t>
+      </w:r>
+      <w:proofErr w:type="spellEnd"/>
+      <w:r>
+        <w:rPr>
+          <w:spacing w:val="-2"/>
+          <w:lang w:val="en-US"/>
+        </w:rPr>
+        <w:t xml:space="preserve"> </w:t>
+      </w:r>
+      <w:proofErr w:type="spellStart"/>
+      <w:r>
+        <w:rPr>
+          <w:spacing w:val="-2"/>
+          <w:lang w:val="en-US"/>
+        </w:rPr>
+        <w:t>задайте</w:t>
+      </w:r>
+      <w:proofErr w:type="spellEnd"/>
+      <w:r>
+        <w:rPr>
+          <w:spacing w:val="-2"/>
+          <w:lang w:val="en-US"/>
+        </w:rPr>
+        <w:t xml:space="preserve"> </w:t>
+      </w:r>
+      <w:proofErr w:type="spellStart"/>
+      <w:r>
+        <w:rPr>
+          <w:spacing w:val="-2"/>
+          <w:lang w:val="en-US"/>
+        </w:rPr>
+        <w:t>клас</w:t>
+      </w:r>
+      <w:proofErr w:type="spellEnd"/>
+      <w:r>
+        <w:rPr>
+          <w:spacing w:val="-2"/>
+          <w:lang w:val="en-US"/>
+        </w:rPr>
+        <w:t xml:space="preserve"> (</w:t>
+      </w:r>
+      <w:proofErr w:type="spellStart"/>
+      <w:proofErr w:type="gramStart"/>
+      <w:r>
+        <w:rPr>
+          <w:spacing w:val="-2"/>
+          <w:lang w:val="en-US"/>
+        </w:rPr>
+        <w:t>наприклад</w:t>
+      </w:r>
+      <w:proofErr w:type="spellEnd"/>
+      <w:r>
+        <w:rPr>
+          <w:spacing w:val="-2"/>
+          <w:lang w:val="en-US"/>
+        </w:rPr>
+        <w:t xml:space="preserve"> .card</w:t>
+      </w:r>
+      <w:proofErr w:type="gramEnd"/>
+      <w:r>
+        <w:rPr>
+          <w:spacing w:val="-2"/>
+          <w:lang w:val="en-US"/>
+        </w:rPr>
+        <w:t xml:space="preserve">) </w:t>
+      </w:r>
+      <w:proofErr w:type="spellStart"/>
+      <w:r>
+        <w:rPr>
+          <w:spacing w:val="-2"/>
+          <w:lang w:val="en-US"/>
+        </w:rPr>
+        <w:t>із</w:t>
+      </w:r>
+      <w:proofErr w:type="spellEnd"/>
+      <w:r>
+        <w:rPr>
+          <w:spacing w:val="-2"/>
+          <w:lang w:val="en-US"/>
+        </w:rPr>
+        <w:t xml:space="preserve"> padding, border</w:t>
       </w:r>
     </w:p>
     <w:p>
@@ -2070,13 +3624,95 @@
           <w:lang w:val="en-US"/>
         </w:rPr>
       </w:pPr>
-      <w:r>
-        <w:rPr>
-          <w:spacing w:val="-2"/>
-          <w:lang w:val="en-US"/>
-        </w:rPr>
-        <w:t>або box-shadow, border-radius і margin-bottom між картками - конкретні значення й деталі</w:t>
-      </w:r>
+      <w:proofErr w:type="spellStart"/>
+      <w:r>
+        <w:rPr>
+          <w:spacing w:val="-2"/>
+          <w:lang w:val="en-US"/>
+        </w:rPr>
+        <w:t>або</w:t>
+      </w:r>
+      <w:proofErr w:type="spellEnd"/>
+      <w:r>
+        <w:rPr>
+          <w:spacing w:val="-2"/>
+          <w:lang w:val="en-US"/>
+        </w:rPr>
+        <w:t xml:space="preserve"> box-shadow, border-radius і margin-bottom </w:t>
+      </w:r>
+      <w:proofErr w:type="spellStart"/>
+      <w:r>
+        <w:rPr>
+          <w:spacing w:val="-2"/>
+          <w:lang w:val="en-US"/>
+        </w:rPr>
+        <w:t>між</w:t>
+      </w:r>
+      <w:proofErr w:type="spellEnd"/>
+      <w:r>
+        <w:rPr>
+          <w:spacing w:val="-2"/>
+          <w:lang w:val="en-US"/>
+        </w:rPr>
+        <w:t xml:space="preserve"> </w:t>
+      </w:r>
+      <w:proofErr w:type="spellStart"/>
+      <w:r>
+        <w:rPr>
+          <w:spacing w:val="-2"/>
+          <w:lang w:val="en-US"/>
+        </w:rPr>
+        <w:t>картками</w:t>
+      </w:r>
+      <w:proofErr w:type="spellEnd"/>
+      <w:r>
+        <w:rPr>
+          <w:spacing w:val="-2"/>
+          <w:lang w:val="en-US"/>
+        </w:rPr>
+        <w:t xml:space="preserve"> - </w:t>
+      </w:r>
+      <w:proofErr w:type="spellStart"/>
+      <w:r>
+        <w:rPr>
+          <w:spacing w:val="-2"/>
+          <w:lang w:val="en-US"/>
+        </w:rPr>
+        <w:t>конкретні</w:t>
+      </w:r>
+      <w:proofErr w:type="spellEnd"/>
+      <w:r>
+        <w:rPr>
+          <w:spacing w:val="-2"/>
+          <w:lang w:val="en-US"/>
+        </w:rPr>
+        <w:t xml:space="preserve"> </w:t>
+      </w:r>
+      <w:proofErr w:type="spellStart"/>
+      <w:r>
+        <w:rPr>
+          <w:spacing w:val="-2"/>
+          <w:lang w:val="en-US"/>
+        </w:rPr>
+        <w:t>значення</w:t>
+      </w:r>
+      <w:proofErr w:type="spellEnd"/>
+      <w:r>
+        <w:rPr>
+          <w:spacing w:val="-2"/>
+          <w:lang w:val="en-US"/>
+        </w:rPr>
+        <w:t xml:space="preserve"> й </w:t>
+      </w:r>
+      <w:proofErr w:type="spellStart"/>
+      <w:r>
+        <w:rPr>
+          <w:spacing w:val="-2"/>
+          <w:lang w:val="en-US"/>
+        </w:rPr>
+        <w:t>деталі</w:t>
+      </w:r>
+      <w:proofErr w:type="spellEnd"/>
     </w:p>
     <w:p>
       <w:pPr>
@@ -2087,12 +3723,69 @@
           <w:lang w:val="ru-RU"/>
         </w:rPr>
       </w:pPr>
-      <w:r>
-        <w:rPr>
-          <w:spacing w:val="-2"/>
-          <w:lang w:val="ru-RU"/>
-        </w:rPr>
-        <w:t>дивіться у своєму варіанті нижче.</w:t>
+      <w:proofErr w:type="spellStart"/>
+      <w:r>
+        <w:rPr>
+          <w:spacing w:val="-2"/>
+          <w:lang w:val="ru-RU"/>
+        </w:rPr>
+        <w:t>дивіться</w:t>
+      </w:r>
+      <w:proofErr w:type="spellEnd"/>
+      <w:r>
+        <w:rPr>
+          <w:spacing w:val="-2"/>
+          <w:lang w:val="ru-RU"/>
+        </w:rPr>
+        <w:t xml:space="preserve"> у </w:t>
+      </w:r>
+      <w:proofErr w:type="spellStart"/>
+      <w:r>
+        <w:rPr>
+          <w:spacing w:val="-2"/>
+          <w:lang w:val="ru-RU"/>
+        </w:rPr>
+        <w:t>своєму</w:t>
+      </w:r>
+      <w:proofErr w:type="spellEnd"/>
+      <w:r>
+        <w:rPr>
+          <w:spacing w:val="-2"/>
+          <w:lang w:val="ru-RU"/>
+        </w:rPr>
+        <w:t xml:space="preserve"> </w:t>
+      </w:r>
+      <w:proofErr w:type="spellStart"/>
+      <w:r>
+        <w:rPr>
+          <w:spacing w:val="-2"/>
+          <w:lang w:val="ru-RU"/>
+        </w:rPr>
+        <w:t>варіанті</w:t>
+      </w:r>
+      <w:proofErr w:type="spellEnd"/>
+      <w:r>
+        <w:rPr>
+          <w:spacing w:val="-2"/>
+          <w:lang w:val="ru-RU"/>
+        </w:rPr>
+        <w:t xml:space="preserve"> </w:t>
+      </w:r>
+      <w:proofErr w:type="spellStart"/>
+      <w:r>
+        <w:rPr>
+          <w:spacing w:val="-2"/>
+          <w:lang w:val="ru-RU"/>
+        </w:rPr>
+        <w:t>нижче</w:t>
+      </w:r>
+      <w:proofErr w:type="spellEnd"/>
+      <w:r>
+        <w:rPr>
+          <w:spacing w:val="-2"/>
+          <w:lang w:val="ru-RU"/>
+        </w:rPr>
+        <w:t>.</w:t>
       </w:r>
     </w:p>
     <w:p>
@@ -2161,7 +3854,23 @@
           <w:spacing w:val="-2"/>
           <w:lang w:val="ru-RU"/>
         </w:rPr>
-        <w:t xml:space="preserve">Рис. 6. Налаштування </w:t>
+        <w:t xml:space="preserve">Рис. 6. </w:t>
+      </w:r>
+      <w:proofErr w:type="spellStart"/>
+      <w:r>
+        <w:rPr>
+          <w:spacing w:val="-2"/>
+          <w:lang w:val="ru-RU"/>
+        </w:rPr>
+        <w:t>Налаштування</w:t>
+      </w:r>
+      <w:proofErr w:type="spellEnd"/>
+      <w:r>
+        <w:rPr>
+          <w:spacing w:val="-2"/>
+          <w:lang w:val="ru-RU"/>
+        </w:rPr>
+        <w:t xml:space="preserve"> </w:t>
       </w:r>
       <w:r>
         <w:rPr>
@@ -2185,7 +3894,23 @@
           <w:spacing w:val="-2"/>
           <w:lang w:val="ru-RU"/>
         </w:rPr>
-        <w:t xml:space="preserve">Крок 7. Стилізувати </w:t>
+        <w:t xml:space="preserve">Крок 7. </w:t>
+      </w:r>
+      <w:proofErr w:type="spellStart"/>
+      <w:r>
+        <w:rPr>
+          <w:spacing w:val="-2"/>
+          <w:lang w:val="ru-RU"/>
+        </w:rPr>
+        <w:t>Стилізувати</w:t>
+      </w:r>
+      <w:proofErr w:type="spellEnd"/>
+      <w:r>
+        <w:rPr>
+          <w:spacing w:val="-2"/>
+          <w:lang w:val="ru-RU"/>
+        </w:rPr>
+        <w:t xml:space="preserve"> </w:t>
       </w:r>
       <w:r>
         <w:rPr>
@@ -2218,12 +3943,53 @@
           <w:lang w:val="ru-RU"/>
         </w:rPr>
       </w:pPr>
-      <w:r>
-        <w:rPr>
-          <w:spacing w:val="-2"/>
-          <w:lang w:val="ru-RU"/>
-        </w:rPr>
-        <w:t xml:space="preserve">Якщо варіант передбачає </w:t>
+      <w:proofErr w:type="spellStart"/>
+      <w:r>
+        <w:rPr>
+          <w:spacing w:val="-2"/>
+          <w:lang w:val="ru-RU"/>
+        </w:rPr>
+        <w:t>Якщо</w:t>
+      </w:r>
+      <w:proofErr w:type="spellEnd"/>
+      <w:r>
+        <w:rPr>
+          <w:spacing w:val="-2"/>
+          <w:lang w:val="ru-RU"/>
+        </w:rPr>
+        <w:t xml:space="preserve"> </w:t>
+      </w:r>
+      <w:proofErr w:type="spellStart"/>
+      <w:r>
+        <w:rPr>
+          <w:spacing w:val="-2"/>
+          <w:lang w:val="ru-RU"/>
+        </w:rPr>
+        <w:t>варіант</w:t>
+      </w:r>
+      <w:proofErr w:type="spellEnd"/>
+      <w:r>
+        <w:rPr>
+          <w:spacing w:val="-2"/>
+          <w:lang w:val="ru-RU"/>
+        </w:rPr>
+        <w:t xml:space="preserve"> </w:t>
+      </w:r>
+      <w:proofErr w:type="spellStart"/>
+      <w:r>
+        <w:rPr>
+          <w:spacing w:val="-2"/>
+          <w:lang w:val="ru-RU"/>
+        </w:rPr>
+        <w:t>передбачає</w:t>
+      </w:r>
+      <w:proofErr w:type="spellEnd"/>
+      <w:r>
+        <w:rPr>
+          <w:spacing w:val="-2"/>
+          <w:lang w:val="ru-RU"/>
+        </w:rPr>
+        <w:t xml:space="preserve"> </w:t>
       </w:r>
       <w:r>
         <w:rPr>
@@ -2237,7 +4003,71 @@
           <w:spacing w:val="-2"/>
           <w:lang w:val="ru-RU"/>
         </w:rPr>
-        <w:t xml:space="preserve"> - оформіть його візуально відмінним фоном і </w:t>
+        <w:t xml:space="preserve"> - </w:t>
+      </w:r>
+      <w:proofErr w:type="spellStart"/>
+      <w:r>
+        <w:rPr>
+          <w:spacing w:val="-2"/>
+          <w:lang w:val="ru-RU"/>
+        </w:rPr>
+        <w:t>оформіть</w:t>
+      </w:r>
+      <w:proofErr w:type="spellEnd"/>
+      <w:r>
+        <w:rPr>
+          <w:spacing w:val="-2"/>
+          <w:lang w:val="ru-RU"/>
+        </w:rPr>
+        <w:t xml:space="preserve"> </w:t>
+      </w:r>
+      <w:proofErr w:type="spellStart"/>
+      <w:r>
+        <w:rPr>
+          <w:spacing w:val="-2"/>
+          <w:lang w:val="ru-RU"/>
+        </w:rPr>
+        <w:t>його</w:t>
+      </w:r>
+      <w:proofErr w:type="spellEnd"/>
+      <w:r>
+        <w:rPr>
+          <w:spacing w:val="-2"/>
+          <w:lang w:val="ru-RU"/>
+        </w:rPr>
+        <w:t xml:space="preserve"> </w:t>
+      </w:r>
+      <w:proofErr w:type="spellStart"/>
+      <w:r>
+        <w:rPr>
+          <w:spacing w:val="-2"/>
+          <w:lang w:val="ru-RU"/>
+        </w:rPr>
+        <w:t>візуально</w:t>
+      </w:r>
+      <w:proofErr w:type="spellEnd"/>
+      <w:r>
+        <w:rPr>
+          <w:spacing w:val="-2"/>
+          <w:lang w:val="ru-RU"/>
+        </w:rPr>
+        <w:t xml:space="preserve"> </w:t>
+      </w:r>
+      <w:proofErr w:type="spellStart"/>
+      <w:r>
+        <w:rPr>
+          <w:spacing w:val="-2"/>
+          <w:lang w:val="ru-RU"/>
+        </w:rPr>
+        <w:t>відмінним</w:t>
+      </w:r>
+      <w:proofErr w:type="spellEnd"/>
+      <w:r>
+        <w:rPr>
+          <w:spacing w:val="-2"/>
+          <w:lang w:val="ru-RU"/>
+        </w:rPr>
+        <w:t xml:space="preserve"> фоном і </w:t>
       </w:r>
       <w:r>
         <w:rPr>
@@ -2277,12 +4107,37 @@
           <w:lang w:val="en-US"/>
         </w:rPr>
       </w:pPr>
-      <w:r>
-        <w:rPr>
-          <w:spacing w:val="-2"/>
-          <w:lang w:val="ru-RU"/>
-        </w:rPr>
-        <w:t xml:space="preserve">менший розмір шрифту, </w:t>
+      <w:proofErr w:type="spellStart"/>
+      <w:r>
+        <w:rPr>
+          <w:spacing w:val="-2"/>
+          <w:lang w:val="ru-RU"/>
+        </w:rPr>
+        <w:t>менший</w:t>
+      </w:r>
+      <w:proofErr w:type="spellEnd"/>
+      <w:r>
+        <w:rPr>
+          <w:spacing w:val="-2"/>
+          <w:lang w:val="ru-RU"/>
+        </w:rPr>
+        <w:t xml:space="preserve"> </w:t>
+      </w:r>
+      <w:proofErr w:type="spellStart"/>
+      <w:r>
+        <w:rPr>
+          <w:spacing w:val="-2"/>
+          <w:lang w:val="ru-RU"/>
+        </w:rPr>
+        <w:t>розмір</w:t>
+      </w:r>
+      <w:proofErr w:type="spellEnd"/>
+      <w:r>
+        <w:rPr>
+          <w:spacing w:val="-2"/>
+          <w:lang w:val="ru-RU"/>
+        </w:rPr>
+        <w:t xml:space="preserve"> шрифту, </w:t>
       </w:r>
       <w:r>
         <w:rPr>
@@ -2296,7 +4151,23 @@
           <w:spacing w:val="-2"/>
           <w:lang w:val="ru-RU"/>
         </w:rPr>
-        <w:t>, приглушений колір тексту.</w:t>
+        <w:t xml:space="preserve">, приглушений </w:t>
+      </w:r>
+      <w:proofErr w:type="spellStart"/>
+      <w:r>
+        <w:rPr>
+          <w:spacing w:val="-2"/>
+          <w:lang w:val="ru-RU"/>
+        </w:rPr>
+        <w:t>колір</w:t>
+      </w:r>
+      <w:proofErr w:type="spellEnd"/>
+      <w:r>
+        <w:rPr>
+          <w:spacing w:val="-2"/>
+          <w:lang w:val="ru-RU"/>
+        </w:rPr>
+        <w:t xml:space="preserve"> тексту.</w:t>
       </w:r>
     </w:p>
     <w:p>
@@ -2472,7 +4343,23 @@
           <w:spacing w:val="-2"/>
           <w:lang w:val="ru-RU"/>
         </w:rPr>
-        <w:t xml:space="preserve">Крок 8. Перевірити </w:t>
+        <w:t xml:space="preserve">Крок 8. </w:t>
+      </w:r>
+      <w:proofErr w:type="spellStart"/>
+      <w:r>
+        <w:rPr>
+          <w:spacing w:val="-2"/>
+          <w:lang w:val="ru-RU"/>
+        </w:rPr>
+        <w:t>Перевірити</w:t>
+      </w:r>
+      <w:proofErr w:type="spellEnd"/>
+      <w:r>
+        <w:rPr>
+          <w:spacing w:val="-2"/>
+          <w:lang w:val="ru-RU"/>
+        </w:rPr>
+        <w:t xml:space="preserve"> </w:t>
       </w:r>
       <w:r>
         <w:rPr>
@@ -2502,6 +4389,7 @@
         </w:rPr>
         <w:t xml:space="preserve"> у </w:t>
       </w:r>
+      <w:proofErr w:type="spellStart"/>
       <w:r>
         <w:rPr>
           <w:spacing w:val="-2"/>
@@ -2509,6 +4397,7 @@
         </w:rPr>
         <w:t>DevTools</w:t>
       </w:r>
+      <w:proofErr w:type="spellEnd"/>
     </w:p>
     <w:p>
       <w:pPr>
@@ -2519,12 +4408,149 @@
           <w:lang w:val="en-US"/>
         </w:rPr>
       </w:pPr>
-      <w:r>
-        <w:rPr>
-          <w:spacing w:val="-2"/>
-          <w:lang w:val="en-US"/>
-        </w:rPr>
-        <w:t>Оберіть у Elements один зі стилізованих елементів (наприклад картку) і на вкладці Computed</w:t>
+      <w:proofErr w:type="spellStart"/>
+      <w:r>
+        <w:rPr>
+          <w:spacing w:val="-2"/>
+          <w:lang w:val="en-US"/>
+        </w:rPr>
+        <w:t>Оберіть</w:t>
+      </w:r>
+      <w:proofErr w:type="spellEnd"/>
+      <w:r>
+        <w:rPr>
+          <w:spacing w:val="-2"/>
+          <w:lang w:val="en-US"/>
+        </w:rPr>
+        <w:t xml:space="preserve"> у Elements </w:t>
+      </w:r>
+      <w:proofErr w:type="spellStart"/>
+      <w:r>
+        <w:rPr>
+          <w:spacing w:val="-2"/>
+          <w:lang w:val="en-US"/>
+        </w:rPr>
+        <w:t>один</w:t>
+      </w:r>
+      <w:proofErr w:type="spellEnd"/>
+      <w:r>
+        <w:rPr>
+          <w:spacing w:val="-2"/>
+          <w:lang w:val="en-US"/>
+        </w:rPr>
+        <w:t xml:space="preserve"> </w:t>
+      </w:r>
+      <w:proofErr w:type="spellStart"/>
+      <w:r>
+        <w:rPr>
+          <w:spacing w:val="-2"/>
+          <w:lang w:val="en-US"/>
+        </w:rPr>
+        <w:t>зі</w:t>
+      </w:r>
+      <w:proofErr w:type="spellEnd"/>
+      <w:r>
+        <w:rPr>
+          <w:spacing w:val="-2"/>
+          <w:lang w:val="en-US"/>
+        </w:rPr>
+        <w:t xml:space="preserve"> </w:t>
+      </w:r>
+      <w:proofErr w:type="spellStart"/>
+      <w:r>
+        <w:rPr>
+          <w:spacing w:val="-2"/>
+          <w:lang w:val="en-US"/>
+        </w:rPr>
+        <w:t>стилізованих</w:t>
+      </w:r>
+      <w:proofErr w:type="spellEnd"/>
+      <w:r>
+        <w:rPr>
+          <w:spacing w:val="-2"/>
+          <w:lang w:val="en-US"/>
+        </w:rPr>
+        <w:t xml:space="preserve"> </w:t>
+      </w:r>
+      <w:proofErr w:type="spellStart"/>
+      <w:r>
+        <w:rPr>
+          <w:spacing w:val="-2"/>
+          <w:lang w:val="en-US"/>
+        </w:rPr>
+        <w:t>елементів</w:t>
+      </w:r>
+      <w:proofErr w:type="spellEnd"/>
+      <w:r>
+        <w:rPr>
+          <w:spacing w:val="-2"/>
+          <w:lang w:val="en-US"/>
+        </w:rPr>
+        <w:t xml:space="preserve"> (</w:t>
+      </w:r>
+      <w:proofErr w:type="spellStart"/>
+      <w:r>
+        <w:rPr>
+          <w:spacing w:val="-2"/>
+          <w:lang w:val="en-US"/>
+        </w:rPr>
+        <w:t>наприклад</w:t>
+      </w:r>
+      <w:proofErr w:type="spellEnd"/>
+      <w:r>
+        <w:rPr>
+          <w:spacing w:val="-2"/>
+          <w:lang w:val="en-US"/>
+        </w:rPr>
+        <w:t xml:space="preserve"> </w:t>
+      </w:r>
+      <w:proofErr w:type="spellStart"/>
+      <w:r>
+        <w:rPr>
+          <w:spacing w:val="-2"/>
+          <w:lang w:val="en-US"/>
+        </w:rPr>
+        <w:t>картку</w:t>
+      </w:r>
+      <w:proofErr w:type="spellEnd"/>
+      <w:r>
+        <w:rPr>
+          <w:spacing w:val="-2"/>
+          <w:lang w:val="en-US"/>
+        </w:rPr>
+        <w:t xml:space="preserve">) і </w:t>
+      </w:r>
+      <w:proofErr w:type="spellStart"/>
+      <w:r>
+        <w:rPr>
+          <w:spacing w:val="-2"/>
+          <w:lang w:val="en-US"/>
+        </w:rPr>
+        <w:t>на</w:t>
+      </w:r>
+      <w:proofErr w:type="spellEnd"/>
+      <w:r>
+        <w:rPr>
+          <w:spacing w:val="-2"/>
+          <w:lang w:val="en-US"/>
+        </w:rPr>
+        <w:t xml:space="preserve"> </w:t>
+      </w:r>
+      <w:proofErr w:type="spellStart"/>
+      <w:r>
+        <w:rPr>
+          <w:spacing w:val="-2"/>
+          <w:lang w:val="en-US"/>
+        </w:rPr>
+        <w:t>вкладці</w:t>
+      </w:r>
+      <w:proofErr w:type="spellEnd"/>
+      <w:r>
+        <w:rPr>
+          <w:spacing w:val="-2"/>
+          <w:lang w:val="en-US"/>
+        </w:rPr>
+        <w:t xml:space="preserve"> Computed</w:t>
       </w:r>
     </w:p>
     <w:p>
@@ -2536,12 +4562,85 @@
           <w:lang w:val="en-US"/>
         </w:rPr>
       </w:pPr>
-      <w:r>
-        <w:rPr>
-          <w:spacing w:val="-2"/>
-          <w:lang w:val="en-US"/>
-        </w:rPr>
-        <w:t>перегляньте діаграму box model - переконайтеся, що фактичні padding/border/margin</w:t>
+      <w:proofErr w:type="spellStart"/>
+      <w:r>
+        <w:rPr>
+          <w:spacing w:val="-2"/>
+          <w:lang w:val="en-US"/>
+        </w:rPr>
+        <w:t>перегляньте</w:t>
+      </w:r>
+      <w:proofErr w:type="spellEnd"/>
+      <w:r>
+        <w:rPr>
+          <w:spacing w:val="-2"/>
+          <w:lang w:val="en-US"/>
+        </w:rPr>
+        <w:t xml:space="preserve"> </w:t>
+      </w:r>
+      <w:proofErr w:type="spellStart"/>
+      <w:r>
+        <w:rPr>
+          <w:spacing w:val="-2"/>
+          <w:lang w:val="en-US"/>
+        </w:rPr>
+        <w:t>діаграму</w:t>
+      </w:r>
+      <w:proofErr w:type="spellEnd"/>
+      <w:r>
+        <w:rPr>
+          <w:spacing w:val="-2"/>
+          <w:lang w:val="en-US"/>
+        </w:rPr>
+        <w:t xml:space="preserve"> box model - </w:t>
+      </w:r>
+      <w:proofErr w:type="spellStart"/>
+      <w:r>
+        <w:rPr>
+          <w:spacing w:val="-2"/>
+          <w:lang w:val="en-US"/>
+        </w:rPr>
+        <w:t>переконайтеся</w:t>
+      </w:r>
+      <w:proofErr w:type="spellEnd"/>
+      <w:r>
+        <w:rPr>
+          <w:spacing w:val="-2"/>
+          <w:lang w:val="en-US"/>
+        </w:rPr>
+        <w:t xml:space="preserve">, </w:t>
+      </w:r>
+      <w:proofErr w:type="spellStart"/>
+      <w:r>
+        <w:rPr>
+          <w:spacing w:val="-2"/>
+          <w:lang w:val="en-US"/>
+        </w:rPr>
+        <w:t>що</w:t>
+      </w:r>
+      <w:proofErr w:type="spellEnd"/>
+      <w:r>
+        <w:rPr>
+          <w:spacing w:val="-2"/>
+          <w:lang w:val="en-US"/>
+        </w:rPr>
+        <w:t xml:space="preserve"> </w:t>
+      </w:r>
+      <w:proofErr w:type="spellStart"/>
+      <w:r>
+        <w:rPr>
+          <w:spacing w:val="-2"/>
+          <w:lang w:val="en-US"/>
+        </w:rPr>
+        <w:t>фактичні</w:t>
+      </w:r>
+      <w:proofErr w:type="spellEnd"/>
+      <w:r>
+        <w:rPr>
+          <w:spacing w:val="-2"/>
+          <w:lang w:val="en-US"/>
+        </w:rPr>
+        <w:t xml:space="preserve"> padding/border/margin</w:t>
       </w:r>
     </w:p>
     <w:p>
@@ -2553,12 +4652,85 @@
           <w:lang w:val="ru-RU"/>
         </w:rPr>
       </w:pPr>
-      <w:r>
-        <w:rPr>
-          <w:spacing w:val="-2"/>
-          <w:lang w:val="ru-RU"/>
-        </w:rPr>
-        <w:t xml:space="preserve">відповідають задуму, а ширина елемента не «розповзається» через відсутній </w:t>
+      <w:proofErr w:type="spellStart"/>
+      <w:r>
+        <w:rPr>
+          <w:spacing w:val="-2"/>
+          <w:lang w:val="ru-RU"/>
+        </w:rPr>
+        <w:t>відповідають</w:t>
+      </w:r>
+      <w:proofErr w:type="spellEnd"/>
+      <w:r>
+        <w:rPr>
+          <w:spacing w:val="-2"/>
+          <w:lang w:val="ru-RU"/>
+        </w:rPr>
+        <w:t xml:space="preserve"> </w:t>
+      </w:r>
+      <w:proofErr w:type="spellStart"/>
+      <w:r>
+        <w:rPr>
+          <w:spacing w:val="-2"/>
+          <w:lang w:val="ru-RU"/>
+        </w:rPr>
+        <w:t>задуму</w:t>
+      </w:r>
+      <w:proofErr w:type="spellEnd"/>
+      <w:r>
+        <w:rPr>
+          <w:spacing w:val="-2"/>
+          <w:lang w:val="ru-RU"/>
+        </w:rPr>
+        <w:t xml:space="preserve">, а ширина </w:t>
+      </w:r>
+      <w:proofErr w:type="spellStart"/>
+      <w:r>
+        <w:rPr>
+          <w:spacing w:val="-2"/>
+          <w:lang w:val="ru-RU"/>
+        </w:rPr>
+        <w:t>елемента</w:t>
+      </w:r>
+      <w:proofErr w:type="spellEnd"/>
+      <w:r>
+        <w:rPr>
+          <w:spacing w:val="-2"/>
+          <w:lang w:val="ru-RU"/>
+        </w:rPr>
+        <w:t xml:space="preserve"> не «</w:t>
+      </w:r>
+      <w:proofErr w:type="spellStart"/>
+      <w:r>
+        <w:rPr>
+          <w:spacing w:val="-2"/>
+          <w:lang w:val="ru-RU"/>
+        </w:rPr>
+        <w:t>розповзається</w:t>
+      </w:r>
+      <w:proofErr w:type="spellEnd"/>
+      <w:r>
+        <w:rPr>
+          <w:spacing w:val="-2"/>
+          <w:lang w:val="ru-RU"/>
+        </w:rPr>
+        <w:t xml:space="preserve">» через </w:t>
+      </w:r>
+      <w:proofErr w:type="spellStart"/>
+      <w:r>
+        <w:rPr>
+          <w:spacing w:val="-2"/>
+          <w:lang w:val="ru-RU"/>
+        </w:rPr>
+        <w:t>відсутній</w:t>
+      </w:r>
+      <w:proofErr w:type="spellEnd"/>
+      <w:r>
+        <w:rPr>
+          <w:spacing w:val="-2"/>
+          <w:lang w:val="ru-RU"/>
+        </w:rPr>
+        <w:t xml:space="preserve"> </w:t>
       </w:r>
       <w:r>
         <w:rPr>
@@ -2657,11 +4829,19 @@
         </w:rPr>
         <w:t>Рис. 9. Пе</w:t>
       </w:r>
-      <w:r>
-        <w:rPr>
-          <w:spacing w:val="-2"/>
-        </w:rPr>
-        <w:t xml:space="preserve">ревірка зображення ноутбуку через </w:t>
+      <w:proofErr w:type="spellStart"/>
+      <w:r>
+        <w:rPr>
+          <w:spacing w:val="-2"/>
+        </w:rPr>
+        <w:t>ревірка</w:t>
+      </w:r>
+      <w:proofErr w:type="spellEnd"/>
+      <w:r>
+        <w:rPr>
+          <w:spacing w:val="-2"/>
+        </w:rPr>
+        <w:t xml:space="preserve"> зображення ноутбуку через </w:t>
       </w:r>
       <w:r>
         <w:rPr>
@@ -2684,6 +4864,7 @@
         </w:rPr>
         <w:t xml:space="preserve">у </w:t>
       </w:r>
+      <w:proofErr w:type="spellStart"/>
       <w:r>
         <w:rPr>
           <w:spacing w:val="-2"/>
@@ -2691,6 +4872,7 @@
         </w:rPr>
         <w:t>DevTools</w:t>
       </w:r>
+      <w:proofErr w:type="spellEnd"/>
     </w:p>
     <w:p>
       <w:pPr>
@@ -2706,8 +4888,33 @@
           <w:spacing w:val="-2"/>
           <w:lang w:val="ru-RU"/>
         </w:rPr>
-        <w:t>Крок 9. Провалідувати й зберегти</w:t>
-      </w:r>
+        <w:t>Крок 9. П</w:t>
+      </w:r>
+      <w:proofErr w:type="spellStart"/>
+      <w:r>
+        <w:rPr>
+          <w:spacing w:val="-2"/>
+          <w:lang w:val="ru-RU"/>
+        </w:rPr>
+        <w:t>ровалідувати</w:t>
+      </w:r>
+      <w:proofErr w:type="spellEnd"/>
+      <w:r>
+        <w:rPr>
+          <w:spacing w:val="-2"/>
+          <w:lang w:val="ru-RU"/>
+        </w:rPr>
+        <w:t xml:space="preserve"> й </w:t>
+      </w:r>
+      <w:proofErr w:type="spellStart"/>
+      <w:r>
+        <w:rPr>
+          <w:spacing w:val="-2"/>
+          <w:lang w:val="ru-RU"/>
+        </w:rPr>
+        <w:t>зберегти</w:t>
+      </w:r>
+      <w:proofErr w:type="spellEnd"/>
     </w:p>
     <w:p>
       <w:pPr>
@@ -2718,12 +4925,21 @@
           <w:lang w:val="ru-RU"/>
         </w:rPr>
       </w:pPr>
-      <w:r>
-        <w:rPr>
-          <w:spacing w:val="-2"/>
-          <w:lang w:val="ru-RU"/>
-        </w:rPr>
-        <w:t xml:space="preserve">Перевірте </w:t>
+      <w:proofErr w:type="spellStart"/>
+      <w:r>
+        <w:rPr>
+          <w:spacing w:val="-2"/>
+          <w:lang w:val="ru-RU"/>
+        </w:rPr>
+        <w:t>Перевірте</w:t>
+      </w:r>
+      <w:proofErr w:type="spellEnd"/>
+      <w:r>
+        <w:rPr>
+          <w:spacing w:val="-2"/>
+          <w:lang w:val="ru-RU"/>
+        </w:rPr>
+        <w:t xml:space="preserve"> </w:t>
       </w:r>
       <w:r>
         <w:rPr>
@@ -2739,6 +4955,7 @@
         </w:rPr>
         <w:t>.</w:t>
       </w:r>
+      <w:proofErr w:type="spellStart"/>
       <w:r>
         <w:rPr>
           <w:spacing w:val="-2"/>
@@ -2746,12 +4963,29 @@
         </w:rPr>
         <w:t>css</w:t>
       </w:r>
-      <w:r>
-        <w:rPr>
-          <w:spacing w:val="-2"/>
-          <w:lang w:val="ru-RU"/>
-        </w:rPr>
-        <w:t xml:space="preserve"> валідатором </w:t>
+      <w:proofErr w:type="spellEnd"/>
+      <w:r>
+        <w:rPr>
+          <w:spacing w:val="-2"/>
+          <w:lang w:val="ru-RU"/>
+        </w:rPr>
+        <w:t xml:space="preserve"> </w:t>
+      </w:r>
+      <w:proofErr w:type="spellStart"/>
+      <w:r>
+        <w:rPr>
+          <w:spacing w:val="-2"/>
+          <w:lang w:val="ru-RU"/>
+        </w:rPr>
+        <w:t>валідатором</w:t>
+      </w:r>
+      <w:proofErr w:type="spellEnd"/>
+      <w:r>
+        <w:rPr>
+          <w:spacing w:val="-2"/>
+          <w:lang w:val="ru-RU"/>
+        </w:rPr>
+        <w:t xml:space="preserve"> </w:t>
       </w:r>
       <w:r>
         <w:rPr>
@@ -2807,8 +5041,57 @@
           <w:spacing w:val="-2"/>
           <w:lang w:val="ru-RU"/>
         </w:rPr>
-        <w:t xml:space="preserve"> або переконайтеся у вкладці </w:t>
-      </w:r>
+        <w:t xml:space="preserve"> </w:t>
+      </w:r>
+      <w:proofErr w:type="spellStart"/>
+      <w:r>
+        <w:rPr>
+          <w:spacing w:val="-2"/>
+          <w:lang w:val="ru-RU"/>
+        </w:rPr>
+        <w:t>або</w:t>
+      </w:r>
+      <w:proofErr w:type="spellEnd"/>
+      <w:r>
+        <w:rPr>
+          <w:spacing w:val="-2"/>
+          <w:lang w:val="ru-RU"/>
+        </w:rPr>
+        <w:t xml:space="preserve"> </w:t>
+      </w:r>
+      <w:proofErr w:type="spellStart"/>
+      <w:r>
+        <w:rPr>
+          <w:spacing w:val="-2"/>
+          <w:lang w:val="ru-RU"/>
+        </w:rPr>
+        <w:t>переконайтеся</w:t>
+      </w:r>
+      <w:proofErr w:type="spellEnd"/>
+      <w:r>
+        <w:rPr>
+          <w:spacing w:val="-2"/>
+          <w:lang w:val="ru-RU"/>
+        </w:rPr>
+        <w:t xml:space="preserve"> у </w:t>
+      </w:r>
+      <w:proofErr w:type="spellStart"/>
+      <w:r>
+        <w:rPr>
+          <w:spacing w:val="-2"/>
+          <w:lang w:val="ru-RU"/>
+        </w:rPr>
+        <w:t>вкладці</w:t>
+      </w:r>
+      <w:proofErr w:type="spellEnd"/>
+      <w:r>
+        <w:rPr>
+          <w:spacing w:val="-2"/>
+          <w:lang w:val="ru-RU"/>
+        </w:rPr>
+        <w:t xml:space="preserve"> </w:t>
+      </w:r>
+      <w:proofErr w:type="spellStart"/>
       <w:r>
         <w:rPr>
           <w:spacing w:val="-2"/>
@@ -2816,6 +5099,7 @@
         </w:rPr>
         <w:t>DevTools</w:t>
       </w:r>
+      <w:proofErr w:type="spellEnd"/>
     </w:p>
     <w:p>
       <w:pPr>
@@ -2837,7 +5121,151 @@
           <w:spacing w:val="-2"/>
           <w:lang w:val="ru-RU"/>
         </w:rPr>
-        <w:t>, що немає помилок застосування стилів; зробіть коміт з описовим повідомленням.</w:t>
+        <w:t xml:space="preserve">, </w:t>
+      </w:r>
+      <w:proofErr w:type="spellStart"/>
+      <w:r>
+        <w:rPr>
+          <w:spacing w:val="-2"/>
+          <w:lang w:val="ru-RU"/>
+        </w:rPr>
+        <w:t>що</w:t>
+      </w:r>
+      <w:proofErr w:type="spellEnd"/>
+      <w:r>
+        <w:rPr>
+          <w:spacing w:val="-2"/>
+          <w:lang w:val="ru-RU"/>
+        </w:rPr>
+        <w:t xml:space="preserve"> </w:t>
+      </w:r>
+      <w:proofErr w:type="spellStart"/>
+      <w:r>
+        <w:rPr>
+          <w:spacing w:val="-2"/>
+          <w:lang w:val="ru-RU"/>
+        </w:rPr>
+        <w:t>немає</w:t>
+      </w:r>
+      <w:proofErr w:type="spellEnd"/>
+      <w:r>
+        <w:rPr>
+          <w:spacing w:val="-2"/>
+          <w:lang w:val="ru-RU"/>
+        </w:rPr>
+        <w:t xml:space="preserve"> </w:t>
+      </w:r>
+      <w:proofErr w:type="spellStart"/>
+      <w:r>
+        <w:rPr>
+          <w:spacing w:val="-2"/>
+          <w:lang w:val="ru-RU"/>
+        </w:rPr>
+        <w:t>помилок</w:t>
+      </w:r>
+      <w:proofErr w:type="spellEnd"/>
+      <w:r>
+        <w:rPr>
+          <w:spacing w:val="-2"/>
+          <w:lang w:val="ru-RU"/>
+        </w:rPr>
+        <w:t xml:space="preserve"> </w:t>
+      </w:r>
+      <w:proofErr w:type="spellStart"/>
+      <w:r>
+        <w:rPr>
+          <w:spacing w:val="-2"/>
+          <w:lang w:val="ru-RU"/>
+        </w:rPr>
+        <w:t>застосування</w:t>
+      </w:r>
+      <w:proofErr w:type="spellEnd"/>
+      <w:r>
+        <w:rPr>
+          <w:spacing w:val="-2"/>
+          <w:lang w:val="ru-RU"/>
+        </w:rPr>
+        <w:t xml:space="preserve"> </w:t>
+      </w:r>
+      <w:proofErr w:type="spellStart"/>
+      <w:r>
+        <w:rPr>
+          <w:spacing w:val="-2"/>
+          <w:lang w:val="ru-RU"/>
+        </w:rPr>
+        <w:t>стилів</w:t>
+      </w:r>
+      <w:proofErr w:type="spellEnd"/>
+      <w:r>
+        <w:rPr>
+          <w:spacing w:val="-2"/>
+          <w:lang w:val="ru-RU"/>
+        </w:rPr>
+        <w:t xml:space="preserve">; </w:t>
+      </w:r>
+      <w:proofErr w:type="spellStart"/>
+      <w:r>
+        <w:rPr>
+          <w:spacing w:val="-2"/>
+          <w:lang w:val="ru-RU"/>
+        </w:rPr>
+        <w:t>зробіть</w:t>
+      </w:r>
+      <w:proofErr w:type="spellEnd"/>
+      <w:r>
+        <w:rPr>
+          <w:spacing w:val="-2"/>
+          <w:lang w:val="ru-RU"/>
+        </w:rPr>
+        <w:t xml:space="preserve"> </w:t>
+      </w:r>
+      <w:proofErr w:type="spellStart"/>
+      <w:r>
+        <w:rPr>
+          <w:spacing w:val="-2"/>
+          <w:lang w:val="ru-RU"/>
+        </w:rPr>
+        <w:t>коміт</w:t>
+      </w:r>
+      <w:proofErr w:type="spellEnd"/>
+      <w:r>
+        <w:rPr>
+          <w:spacing w:val="-2"/>
+          <w:lang w:val="ru-RU"/>
+        </w:rPr>
+        <w:t xml:space="preserve"> з </w:t>
+      </w:r>
+      <w:proofErr w:type="spellStart"/>
+      <w:r>
+        <w:rPr>
+          <w:spacing w:val="-2"/>
+          <w:lang w:val="ru-RU"/>
+        </w:rPr>
+        <w:t>описовим</w:t>
+      </w:r>
+      <w:proofErr w:type="spellEnd"/>
+      <w:r>
+        <w:rPr>
+          <w:spacing w:val="-2"/>
+          <w:lang w:val="ru-RU"/>
+        </w:rPr>
+        <w:t xml:space="preserve"> </w:t>
+      </w:r>
+      <w:proofErr w:type="spellStart"/>
+      <w:r>
+        <w:rPr>
+          <w:spacing w:val="-2"/>
+          <w:lang w:val="ru-RU"/>
+        </w:rPr>
+        <w:t>повідомленням</w:t>
+      </w:r>
+      <w:proofErr w:type="spellEnd"/>
+      <w:r>
+        <w:rPr>
+          <w:spacing w:val="-2"/>
+          <w:lang w:val="ru-RU"/>
+        </w:rPr>
+        <w:t>.</w:t>
       </w:r>
     </w:p>
     <w:p>
@@ -2871,12 +5299,14 @@
         </w:rPr>
         <w:t>.</w:t>
       </w:r>
+      <w:proofErr w:type="spellStart"/>
       <w:r>
         <w:rPr>
           <w:lang w:val="en-US"/>
         </w:rPr>
         <w:t>css</w:t>
       </w:r>
+      <w:proofErr w:type="spellEnd"/>
       <w:r>
         <w:rPr>
           <w:lang w:val="ru-RU"/>
@@ -2910,8 +5340,21 @@
         </w:rPr>
         <w:t xml:space="preserve"> </w:t>
       </w:r>
-      <w:r>
-        <w:t>провалідовано та закомічено без помилок</w:t>
+      <w:proofErr w:type="spellStart"/>
+      <w:r>
+        <w:t>провалідовано</w:t>
+      </w:r>
+      <w:proofErr w:type="spellEnd"/>
+      <w:r>
+        <w:t xml:space="preserve"> та </w:t>
+      </w:r>
+      <w:proofErr w:type="spellStart"/>
+      <w:r>
+        <w:t>закомічено</w:t>
+      </w:r>
+      <w:proofErr w:type="spellEnd"/>
+      <w:r>
+        <w:t xml:space="preserve"> без помилок</w:t>
       </w:r>
     </w:p>
     <w:p>
@@ -3297,6 +5740,7 @@
           <w:bCs/>
           <w:sz w:val="28"/>
           <w:szCs w:val="28"/>
+          <w:lang w:val="en-US"/>
         </w:rPr>
       </w:pPr>
       <w:r>
@@ -3368,7 +5812,127 @@
           <w:sz w:val="32"/>
           <w:szCs w:val="32"/>
         </w:rPr>
-        <w:t xml:space="preserve">У результаті виконання практичної роботи до семантично розміченої HTML-структури було успішно застосовано каскадні таблиці стилів (CSS) шляхом підключення зовнішнього файлу. На практиці опановано роботу з основними типами селекторів для точного звернення до структурних елементів сторінки. Закріплено розуміння та використання параметрів блокової моделі (box model): для різних блоків (карток, секцій, форм) коректно налаштовано габарити вмісту, внутрішні (padding) та зовнішні (margin) відступи, а також рамки (border). </w:t>
+        <w:t>У результаті виконання практичної роботи до семантично розміченої HTML-структури було успішно застосовано каскадні таблиці стилів (CSS) шляхом підключення зовнішнього файлу. На практиці опановано роботу з основними типами селекторів для точного звернення до структурних елементів сторінки. Закріплено розуміння та використання параметрів блокової моделі (</w:t>
+      </w:r>
+      <w:proofErr w:type="spellStart"/>
+      <w:r>
+        <w:rPr>
+          <w:rFonts w:eastAsia="Calibri"/>
+          <w:color w:val="1A1A1A"/>
+          <w:sz w:val="32"/>
+          <w:szCs w:val="32"/>
+        </w:rPr>
+        <w:t>box</w:t>
+      </w:r>
+      <w:proofErr w:type="spellEnd"/>
+      <w:r>
+        <w:rPr>
+          <w:rFonts w:eastAsia="Calibri"/>
+          <w:color w:val="1A1A1A"/>
+          <w:sz w:val="32"/>
+          <w:szCs w:val="32"/>
+        </w:rPr>
+        <w:t xml:space="preserve"> </w:t>
+      </w:r>
+      <w:proofErr w:type="spellStart"/>
+      <w:r>
+        <w:rPr>
+          <w:rFonts w:eastAsia="Calibri"/>
+          <w:color w:val="1A1A1A"/>
+          <w:sz w:val="32"/>
+          <w:szCs w:val="32"/>
+        </w:rPr>
+        <w:t>model</w:t>
+      </w:r>
+      <w:proofErr w:type="spellEnd"/>
+      <w:r>
+        <w:rPr>
+          <w:rFonts w:eastAsia="Calibri"/>
+          <w:color w:val="1A1A1A"/>
+          <w:sz w:val="32"/>
+          <w:szCs w:val="32"/>
+        </w:rPr>
+        <w:t xml:space="preserve">): для різних блоків (карток, секцій, форм) </w:t>
+      </w:r>
+      <w:proofErr w:type="spellStart"/>
+      <w:r>
+        <w:rPr>
+          <w:rFonts w:eastAsia="Calibri"/>
+          <w:color w:val="1A1A1A"/>
+          <w:sz w:val="32"/>
+          <w:szCs w:val="32"/>
+        </w:rPr>
+        <w:t>коректно</w:t>
+      </w:r>
+      <w:proofErr w:type="spellEnd"/>
+      <w:r>
+        <w:rPr>
+          <w:rFonts w:eastAsia="Calibri"/>
+          <w:color w:val="1A1A1A"/>
+          <w:sz w:val="32"/>
+          <w:szCs w:val="32"/>
+        </w:rPr>
+        <w:t xml:space="preserve"> налаштовано габарити вмісту, внутрішні (</w:t>
+      </w:r>
+      <w:proofErr w:type="spellStart"/>
+      <w:r>
+        <w:rPr>
+          <w:rFonts w:eastAsia="Calibri"/>
+          <w:color w:val="1A1A1A"/>
+          <w:sz w:val="32"/>
+          <w:szCs w:val="32"/>
+        </w:rPr>
+        <w:t>padding</w:t>
+      </w:r>
+      <w:proofErr w:type="spellEnd"/>
+      <w:r>
+        <w:rPr>
+          <w:rFonts w:eastAsia="Calibri"/>
+          <w:color w:val="1A1A1A"/>
+          <w:sz w:val="32"/>
+          <w:szCs w:val="32"/>
+        </w:rPr>
+        <w:t>) та зовнішні (</w:t>
+      </w:r>
+      <w:proofErr w:type="spellStart"/>
+      <w:r>
+        <w:rPr>
+          <w:rFonts w:eastAsia="Calibri"/>
+          <w:color w:val="1A1A1A"/>
+          <w:sz w:val="32"/>
+          <w:szCs w:val="32"/>
+        </w:rPr>
+        <w:t>margin</w:t>
+      </w:r>
+      <w:proofErr w:type="spellEnd"/>
+      <w:r>
+        <w:rPr>
+          <w:rFonts w:eastAsia="Calibri"/>
+          <w:color w:val="1A1A1A"/>
+          <w:sz w:val="32"/>
+          <w:szCs w:val="32"/>
+        </w:rPr>
+        <w:t>) відступи, а також рамки (</w:t>
+      </w:r>
+      <w:proofErr w:type="spellStart"/>
+      <w:r>
+        <w:rPr>
+          <w:rFonts w:eastAsia="Calibri"/>
+          <w:color w:val="1A1A1A"/>
+          <w:sz w:val="32"/>
+          <w:szCs w:val="32"/>
+        </w:rPr>
+        <w:t>border</w:t>
+      </w:r>
+      <w:proofErr w:type="spellEnd"/>
+      <w:r>
+        <w:rPr>
+          <w:rFonts w:eastAsia="Calibri"/>
+          <w:color w:val="1A1A1A"/>
+          <w:sz w:val="32"/>
+          <w:szCs w:val="32"/>
+        </w:rPr>
+        <w:t xml:space="preserve">). </w:t>
       </w:r>
     </w:p>
     <w:p>

--- a/Звіт_Практична_робота_3_wishlist-app_Демура_Євгеній_ІП-52.docx
+++ b/Звіт_Практична_робота_3_wishlist-app_Демура_Євгеній_ІП-52.docx
@@ -1102,39 +1102,7 @@
                 <w:sz w:val="28"/>
                 <w:lang w:val="en-US"/>
               </w:rPr>
-              <w:t xml:space="preserve"> </w:t>
-            </w:r>
-            <w:proofErr w:type="spellStart"/>
-            <w:r>
-              <w:rPr>
-                <w:sz w:val="28"/>
-                <w:lang w:val="en-US"/>
-              </w:rPr>
-              <w:t>підсумкової</w:t>
-            </w:r>
-            <w:proofErr w:type="spellEnd"/>
-            <w:r>
-              <w:rPr>
-                <w:sz w:val="28"/>
-                <w:lang w:val="en-US"/>
-              </w:rPr>
-              <w:t xml:space="preserve"> </w:t>
-            </w:r>
-            <w:proofErr w:type="spellStart"/>
-            <w:r>
-              <w:rPr>
-                <w:sz w:val="28"/>
-                <w:lang w:val="en-US"/>
-              </w:rPr>
-              <w:t>суми</w:t>
-            </w:r>
-            <w:proofErr w:type="spellEnd"/>
-            <w:r>
-              <w:rPr>
-                <w:sz w:val="28"/>
-                <w:lang w:val="en-US"/>
-              </w:rPr>
-              <w:t>.</w:t>
+              <w:t xml:space="preserve"> підсумкової суми.</w:t>
             </w:r>
           </w:p>
           <w:p>
@@ -1324,50 +1292,28 @@
         <w:jc w:val="center"/>
         <w:rPr>
           <w:b/>
-          <w:lang w:val="ru-RU"/>
-        </w:rPr>
-      </w:pPr>
-      <w:proofErr w:type="spellStart"/>
+        </w:rPr>
+      </w:pPr>
       <w:r>
         <w:rPr>
           <w:b/>
-          <w:lang w:val="ru-RU"/>
-        </w:rPr>
-        <w:t>Хід</w:t>
-      </w:r>
-      <w:proofErr w:type="spellEnd"/>
-      <w:r>
+        </w:rPr>
+        <w:t>Хід роботи</w:t>
+      </w:r>
+    </w:p>
+    <w:p>
+      <w:pPr>
+        <w:pStyle w:val="a3"/>
         <w:rPr>
           <w:b/>
-          <w:lang w:val="ru-RU"/>
-        </w:rPr>
-        <w:t xml:space="preserve"> </w:t>
-      </w:r>
-      <w:proofErr w:type="spellStart"/>
-      <w:r>
+        </w:rPr>
+      </w:pPr>
+    </w:p>
+    <w:p>
+      <w:pPr>
+        <w:pStyle w:val="a3"/>
         <w:rPr>
           <w:b/>
-          <w:lang w:val="ru-RU"/>
-        </w:rPr>
-        <w:t>роботи</w:t>
-      </w:r>
-      <w:proofErr w:type="spellEnd"/>
-    </w:p>
-    <w:p>
-      <w:pPr>
-        <w:pStyle w:val="a3"/>
-        <w:rPr>
-          <w:b/>
-          <w:lang w:val="ru-RU"/>
-        </w:rPr>
-      </w:pPr>
-    </w:p>
-    <w:p>
-      <w:pPr>
-        <w:pStyle w:val="a3"/>
-        <w:rPr>
-          <w:b/>
-          <w:lang w:val="ru-RU"/>
         </w:rPr>
       </w:pPr>
     </w:p>
@@ -1377,31 +1323,13 @@
         <w:ind w:firstLine="645"/>
         <w:rPr>
           <w:spacing w:val="-2"/>
-          <w:lang w:val="ru-RU"/>
-        </w:rPr>
-      </w:pPr>
-      <w:r>
-        <w:rPr>
-          <w:spacing w:val="-2"/>
-          <w:lang w:val="ru-RU"/>
-        </w:rPr>
-        <w:t xml:space="preserve">Крок 1. </w:t>
-      </w:r>
-      <w:proofErr w:type="spellStart"/>
-      <w:r>
-        <w:rPr>
-          <w:spacing w:val="-2"/>
-          <w:lang w:val="ru-RU"/>
-        </w:rPr>
-        <w:t>Підключити</w:t>
-      </w:r>
-      <w:proofErr w:type="spellEnd"/>
-      <w:r>
-        <w:rPr>
-          <w:spacing w:val="-2"/>
-          <w:lang w:val="ru-RU"/>
-        </w:rPr>
-        <w:t xml:space="preserve"> стиль</w:t>
+        </w:rPr>
+      </w:pPr>
+      <w:r>
+        <w:rPr>
+          <w:spacing w:val="-2"/>
+        </w:rPr>
+        <w:t>Крок 1. Підключити стиль</w:t>
       </w:r>
     </w:p>
     <w:p>
@@ -1410,24 +1338,13 @@
         <w:ind w:firstLine="645"/>
         <w:rPr>
           <w:spacing w:val="-2"/>
-          <w:lang w:val="ru-RU"/>
-        </w:rPr>
-      </w:pPr>
-      <w:proofErr w:type="spellStart"/>
-      <w:r>
-        <w:rPr>
-          <w:spacing w:val="-2"/>
-          <w:lang w:val="ru-RU"/>
-        </w:rPr>
-        <w:t>Створіть</w:t>
-      </w:r>
-      <w:proofErr w:type="spellEnd"/>
-      <w:r>
-        <w:rPr>
-          <w:spacing w:val="-2"/>
-          <w:lang w:val="ru-RU"/>
-        </w:rPr>
-        <w:t xml:space="preserve"> файл </w:t>
+        </w:rPr>
+      </w:pPr>
+      <w:r>
+        <w:rPr>
+          <w:spacing w:val="-2"/>
+        </w:rPr>
+        <w:t xml:space="preserve">Створіть файл </w:t>
       </w:r>
       <w:proofErr w:type="spellStart"/>
       <w:r>
@@ -1441,7 +1358,6 @@
       <w:r>
         <w:rPr>
           <w:spacing w:val="-2"/>
-          <w:lang w:val="ru-RU"/>
         </w:rPr>
         <w:t>/</w:t>
       </w:r>
@@ -1455,7 +1371,6 @@
       <w:r>
         <w:rPr>
           <w:spacing w:val="-2"/>
-          <w:lang w:val="ru-RU"/>
         </w:rPr>
         <w:t>.</w:t>
       </w:r>
@@ -1471,15 +1386,127 @@
       <w:r>
         <w:rPr>
           <w:spacing w:val="-2"/>
-          <w:lang w:val="ru-RU"/>
-        </w:rPr>
-        <w:t xml:space="preserve"> (</w:t>
-      </w:r>
-      <w:proofErr w:type="spellStart"/>
-      <w:r>
-        <w:rPr>
-          <w:spacing w:val="-2"/>
-          <w:lang w:val="ru-RU"/>
+        </w:rPr>
+        <w:t xml:space="preserve"> (якщо ще не створений) і переконайтеся, що він підключений через</w:t>
+      </w:r>
+    </w:p>
+    <w:p>
+      <w:pPr>
+        <w:pStyle w:val="a3"/>
+        <w:ind w:firstLine="645"/>
+        <w:rPr>
+          <w:spacing w:val="-2"/>
+          <w:lang w:val="en-US"/>
+        </w:rPr>
+      </w:pPr>
+      <w:r>
+        <w:rPr>
+          <w:spacing w:val="-2"/>
+          <w:lang w:val="en-US"/>
+        </w:rPr>
+        <w:t xml:space="preserve">&lt;link </w:t>
+      </w:r>
+      <w:proofErr w:type="spellStart"/>
+      <w:r>
+        <w:rPr>
+          <w:spacing w:val="-2"/>
+          <w:lang w:val="en-US"/>
+        </w:rPr>
+        <w:t>rel</w:t>
+      </w:r>
+      <w:proofErr w:type="spellEnd"/>
+      <w:r>
+        <w:rPr>
+          <w:spacing w:val="-2"/>
+          <w:lang w:val="en-US"/>
+        </w:rPr>
+        <w:t xml:space="preserve">="stylesheet" </w:t>
+      </w:r>
+      <w:proofErr w:type="spellStart"/>
+      <w:r>
+        <w:rPr>
+          <w:spacing w:val="-2"/>
+          <w:lang w:val="en-US"/>
+        </w:rPr>
+        <w:t>href</w:t>
+      </w:r>
+      <w:proofErr w:type="spellEnd"/>
+      <w:r>
+        <w:rPr>
+          <w:spacing w:val="-2"/>
+          <w:lang w:val="en-US"/>
+        </w:rPr>
+        <w:t>="</w:t>
+      </w:r>
+      <w:proofErr w:type="spellStart"/>
+      <w:r>
+        <w:rPr>
+          <w:spacing w:val="-2"/>
+          <w:lang w:val="en-US"/>
+        </w:rPr>
+        <w:t>css</w:t>
+      </w:r>
+      <w:proofErr w:type="spellEnd"/>
+      <w:r>
+        <w:rPr>
+          <w:spacing w:val="-2"/>
+          <w:lang w:val="en-US"/>
+        </w:rPr>
+        <w:t xml:space="preserve">/style.css"&gt; у head. </w:t>
+      </w:r>
+      <w:proofErr w:type="spellStart"/>
+      <w:r>
+        <w:rPr>
+          <w:spacing w:val="-2"/>
+          <w:lang w:val="en-US"/>
+        </w:rPr>
+        <w:t>Приберіть</w:t>
+      </w:r>
+      <w:proofErr w:type="spellEnd"/>
+      <w:r>
+        <w:rPr>
+          <w:spacing w:val="-2"/>
+          <w:lang w:val="en-US"/>
+        </w:rPr>
+        <w:t xml:space="preserve"> </w:t>
+      </w:r>
+      <w:proofErr w:type="spellStart"/>
+      <w:r>
+        <w:rPr>
+          <w:spacing w:val="-2"/>
+          <w:lang w:val="en-US"/>
+        </w:rPr>
+        <w:t>усі</w:t>
+      </w:r>
+      <w:proofErr w:type="spellEnd"/>
+      <w:r>
+        <w:rPr>
+          <w:spacing w:val="-2"/>
+          <w:lang w:val="en-US"/>
+        </w:rPr>
+        <w:t xml:space="preserve"> </w:t>
+      </w:r>
+      <w:proofErr w:type="spellStart"/>
+      <w:r>
+        <w:rPr>
+          <w:spacing w:val="-2"/>
+          <w:lang w:val="en-US"/>
+        </w:rPr>
+        <w:t>інлайнові</w:t>
+      </w:r>
+      <w:proofErr w:type="spellEnd"/>
+      <w:r>
+        <w:rPr>
+          <w:spacing w:val="-2"/>
+          <w:lang w:val="en-US"/>
+        </w:rPr>
+        <w:t xml:space="preserve"> style, </w:t>
+      </w:r>
+      <w:proofErr w:type="spellStart"/>
+      <w:r>
+        <w:rPr>
+          <w:spacing w:val="-2"/>
+          <w:lang w:val="en-US"/>
         </w:rPr>
         <w:t>якщо</w:t>
       </w:r>
@@ -1487,106 +1514,19 @@
       <w:r>
         <w:rPr>
           <w:spacing w:val="-2"/>
-          <w:lang w:val="ru-RU"/>
-        </w:rPr>
-        <w:t xml:space="preserve"> </w:t>
-      </w:r>
-      <w:proofErr w:type="spellStart"/>
-      <w:r>
-        <w:rPr>
-          <w:spacing w:val="-2"/>
-          <w:lang w:val="ru-RU"/>
-        </w:rPr>
-        <w:t>ще</w:t>
-      </w:r>
-      <w:proofErr w:type="spellEnd"/>
-      <w:r>
-        <w:rPr>
-          <w:spacing w:val="-2"/>
-          <w:lang w:val="ru-RU"/>
-        </w:rPr>
-        <w:t xml:space="preserve"> не </w:t>
-      </w:r>
-      <w:proofErr w:type="spellStart"/>
-      <w:r>
-        <w:rPr>
-          <w:spacing w:val="-2"/>
-          <w:lang w:val="ru-RU"/>
-        </w:rPr>
-        <w:t>створений</w:t>
-      </w:r>
-      <w:proofErr w:type="spellEnd"/>
-      <w:r>
-        <w:rPr>
-          <w:spacing w:val="-2"/>
-          <w:lang w:val="ru-RU"/>
-        </w:rPr>
-        <w:t xml:space="preserve">) і </w:t>
-      </w:r>
-      <w:proofErr w:type="spellStart"/>
-      <w:r>
-        <w:rPr>
-          <w:spacing w:val="-2"/>
-          <w:lang w:val="ru-RU"/>
-        </w:rPr>
-        <w:t>переконайтеся</w:t>
-      </w:r>
-      <w:proofErr w:type="spellEnd"/>
-      <w:r>
-        <w:rPr>
-          <w:spacing w:val="-2"/>
-          <w:lang w:val="ru-RU"/>
-        </w:rPr>
-        <w:t xml:space="preserve">, </w:t>
-      </w:r>
-      <w:proofErr w:type="spellStart"/>
-      <w:r>
-        <w:rPr>
-          <w:spacing w:val="-2"/>
-          <w:lang w:val="ru-RU"/>
-        </w:rPr>
-        <w:t>що</w:t>
-      </w:r>
-      <w:proofErr w:type="spellEnd"/>
-      <w:r>
-        <w:rPr>
-          <w:spacing w:val="-2"/>
-          <w:lang w:val="ru-RU"/>
-        </w:rPr>
-        <w:t xml:space="preserve"> </w:t>
-      </w:r>
-      <w:proofErr w:type="spellStart"/>
-      <w:r>
-        <w:rPr>
-          <w:spacing w:val="-2"/>
-          <w:lang w:val="ru-RU"/>
-        </w:rPr>
-        <w:t>він</w:t>
-      </w:r>
-      <w:proofErr w:type="spellEnd"/>
-      <w:r>
-        <w:rPr>
-          <w:spacing w:val="-2"/>
-          <w:lang w:val="ru-RU"/>
-        </w:rPr>
-        <w:t xml:space="preserve"> </w:t>
-      </w:r>
-      <w:proofErr w:type="spellStart"/>
-      <w:r>
-        <w:rPr>
-          <w:spacing w:val="-2"/>
-          <w:lang w:val="ru-RU"/>
-        </w:rPr>
-        <w:t>підключений</w:t>
-      </w:r>
-      <w:proofErr w:type="spellEnd"/>
-      <w:r>
-        <w:rPr>
-          <w:spacing w:val="-2"/>
-          <w:lang w:val="ru-RU"/>
-        </w:rPr>
-        <w:t xml:space="preserve"> через</w:t>
-      </w:r>
+          <w:lang w:val="en-US"/>
+        </w:rPr>
+        <w:t xml:space="preserve"> </w:t>
+      </w:r>
+      <w:proofErr w:type="spellStart"/>
+      <w:r>
+        <w:rPr>
+          <w:spacing w:val="-2"/>
+          <w:lang w:val="en-US"/>
+        </w:rPr>
+        <w:t>вони</w:t>
+      </w:r>
+      <w:proofErr w:type="spellEnd"/>
     </w:p>
     <w:p>
       <w:pPr>
@@ -1594,137 +1534,57 @@
         <w:ind w:firstLine="645"/>
         <w:rPr>
           <w:spacing w:val="-2"/>
-          <w:lang w:val="en-US"/>
-        </w:rPr>
-      </w:pPr>
-      <w:r>
-        <w:rPr>
-          <w:spacing w:val="-2"/>
-          <w:lang w:val="en-US"/>
-        </w:rPr>
-        <w:t xml:space="preserve">&lt;link </w:t>
-      </w:r>
-      <w:proofErr w:type="spellStart"/>
-      <w:r>
-        <w:rPr>
-          <w:spacing w:val="-2"/>
-          <w:lang w:val="en-US"/>
-        </w:rPr>
-        <w:t>rel</w:t>
-      </w:r>
-      <w:proofErr w:type="spellEnd"/>
-      <w:r>
-        <w:rPr>
-          <w:spacing w:val="-2"/>
-          <w:lang w:val="en-US"/>
-        </w:rPr>
-        <w:t xml:space="preserve">="stylesheet" </w:t>
-      </w:r>
-      <w:proofErr w:type="spellStart"/>
-      <w:r>
-        <w:rPr>
-          <w:spacing w:val="-2"/>
-          <w:lang w:val="en-US"/>
-        </w:rPr>
-        <w:t>href</w:t>
-      </w:r>
-      <w:proofErr w:type="spellEnd"/>
-      <w:r>
-        <w:rPr>
-          <w:spacing w:val="-2"/>
-          <w:lang w:val="en-US"/>
-        </w:rPr>
-        <w:t>="</w:t>
-      </w:r>
-      <w:proofErr w:type="spellStart"/>
-      <w:r>
-        <w:rPr>
-          <w:spacing w:val="-2"/>
-          <w:lang w:val="en-US"/>
-        </w:rPr>
-        <w:t>css</w:t>
-      </w:r>
-      <w:proofErr w:type="spellEnd"/>
-      <w:r>
-        <w:rPr>
-          <w:spacing w:val="-2"/>
-          <w:lang w:val="en-US"/>
-        </w:rPr>
-        <w:t xml:space="preserve">/style.css"&gt; у head. </w:t>
-      </w:r>
-      <w:proofErr w:type="spellStart"/>
-      <w:r>
-        <w:rPr>
-          <w:spacing w:val="-2"/>
-          <w:lang w:val="en-US"/>
-        </w:rPr>
-        <w:t>Приберіть</w:t>
-      </w:r>
-      <w:proofErr w:type="spellEnd"/>
-      <w:r>
-        <w:rPr>
-          <w:spacing w:val="-2"/>
-          <w:lang w:val="en-US"/>
-        </w:rPr>
-        <w:t xml:space="preserve"> </w:t>
-      </w:r>
-      <w:proofErr w:type="spellStart"/>
-      <w:r>
-        <w:rPr>
-          <w:spacing w:val="-2"/>
-          <w:lang w:val="en-US"/>
-        </w:rPr>
-        <w:t>усі</w:t>
-      </w:r>
-      <w:proofErr w:type="spellEnd"/>
-      <w:r>
-        <w:rPr>
-          <w:spacing w:val="-2"/>
-          <w:lang w:val="en-US"/>
-        </w:rPr>
-        <w:t xml:space="preserve"> </w:t>
-      </w:r>
-      <w:proofErr w:type="spellStart"/>
-      <w:r>
-        <w:rPr>
-          <w:spacing w:val="-2"/>
-          <w:lang w:val="en-US"/>
-        </w:rPr>
-        <w:t>інлайнові</w:t>
-      </w:r>
-      <w:proofErr w:type="spellEnd"/>
-      <w:r>
-        <w:rPr>
-          <w:spacing w:val="-2"/>
-          <w:lang w:val="en-US"/>
-        </w:rPr>
-        <w:t xml:space="preserve"> style, </w:t>
-      </w:r>
-      <w:proofErr w:type="spellStart"/>
-      <w:r>
-        <w:rPr>
-          <w:spacing w:val="-2"/>
-          <w:lang w:val="en-US"/>
-        </w:rPr>
-        <w:t>якщо</w:t>
-      </w:r>
-      <w:proofErr w:type="spellEnd"/>
-      <w:r>
-        <w:rPr>
-          <w:spacing w:val="-2"/>
-          <w:lang w:val="en-US"/>
-        </w:rPr>
-        <w:t xml:space="preserve"> </w:t>
-      </w:r>
-      <w:proofErr w:type="spellStart"/>
-      <w:r>
-        <w:rPr>
-          <w:spacing w:val="-2"/>
-          <w:lang w:val="en-US"/>
-        </w:rPr>
-        <w:t>вони</w:t>
-      </w:r>
-      <w:proofErr w:type="spellEnd"/>
+          <w:lang w:val="ru-RU"/>
+        </w:rPr>
+      </w:pPr>
+      <w:proofErr w:type="spellStart"/>
+      <w:r>
+        <w:rPr>
+          <w:spacing w:val="-2"/>
+          <w:lang w:val="ru-RU"/>
+        </w:rPr>
+        <w:t>залишилися</w:t>
+      </w:r>
+      <w:proofErr w:type="spellEnd"/>
+      <w:r>
+        <w:rPr>
+          <w:spacing w:val="-2"/>
+          <w:lang w:val="ru-RU"/>
+        </w:rPr>
+        <w:t xml:space="preserve"> з </w:t>
+      </w:r>
+      <w:proofErr w:type="spellStart"/>
+      <w:r>
+        <w:rPr>
+          <w:spacing w:val="-2"/>
+          <w:lang w:val="ru-RU"/>
+        </w:rPr>
+        <w:t>попередніх</w:t>
+      </w:r>
+      <w:proofErr w:type="spellEnd"/>
+      <w:r>
+        <w:rPr>
+          <w:spacing w:val="-2"/>
+          <w:lang w:val="ru-RU"/>
+        </w:rPr>
+        <w:t xml:space="preserve"> </w:t>
+      </w:r>
+      <w:proofErr w:type="spellStart"/>
+      <w:r>
+        <w:rPr>
+          <w:spacing w:val="-2"/>
+          <w:lang w:val="ru-RU"/>
+        </w:rPr>
+        <w:t>практикумів</w:t>
+      </w:r>
+      <w:proofErr w:type="spellEnd"/>
+      <w:r>
+        <w:rPr>
+          <w:spacing w:val="-2"/>
+          <w:lang w:val="ru-RU"/>
+        </w:rPr>
+        <w:t>.</w:t>
+      </w:r>
     </w:p>
     <w:p>
       <w:pPr>
@@ -1735,66 +1595,9 @@
           <w:lang w:val="ru-RU"/>
         </w:rPr>
       </w:pPr>
-      <w:proofErr w:type="spellStart"/>
-      <w:r>
-        <w:rPr>
-          <w:spacing w:val="-2"/>
-          <w:lang w:val="ru-RU"/>
-        </w:rPr>
-        <w:t>залишилися</w:t>
-      </w:r>
-      <w:proofErr w:type="spellEnd"/>
-      <w:r>
-        <w:rPr>
-          <w:spacing w:val="-2"/>
-          <w:lang w:val="ru-RU"/>
-        </w:rPr>
-        <w:t xml:space="preserve"> з </w:t>
-      </w:r>
-      <w:proofErr w:type="spellStart"/>
-      <w:r>
-        <w:rPr>
-          <w:spacing w:val="-2"/>
-          <w:lang w:val="ru-RU"/>
-        </w:rPr>
-        <w:t>попередніх</w:t>
-      </w:r>
-      <w:proofErr w:type="spellEnd"/>
-      <w:r>
-        <w:rPr>
-          <w:spacing w:val="-2"/>
-          <w:lang w:val="ru-RU"/>
-        </w:rPr>
-        <w:t xml:space="preserve"> </w:t>
-      </w:r>
-      <w:proofErr w:type="spellStart"/>
-      <w:r>
-        <w:rPr>
-          <w:spacing w:val="-2"/>
-          <w:lang w:val="ru-RU"/>
-        </w:rPr>
-        <w:t>практикумів</w:t>
-      </w:r>
-      <w:proofErr w:type="spellEnd"/>
-      <w:r>
-        <w:rPr>
-          <w:spacing w:val="-2"/>
-          <w:lang w:val="ru-RU"/>
-        </w:rPr>
-        <w:t>.</w:t>
-      </w:r>
-    </w:p>
-    <w:p>
-      <w:pPr>
-        <w:pStyle w:val="a3"/>
-        <w:ind w:firstLine="645"/>
-        <w:rPr>
-          <w:spacing w:val="-2"/>
-          <w:lang w:val="ru-RU"/>
-        </w:rPr>
-      </w:pPr>
-      <w:r>
-        <w:rPr>
+      <w:r>
+        <w:rPr>
+          <w:noProof/>
           <w:spacing w:val="-2"/>
           <w:lang w:val="ru-RU"/>
         </w:rPr>
@@ -1841,7 +1644,7 @@
         <w:ind w:firstLine="645"/>
         <w:rPr>
           <w:spacing w:val="-2"/>
-          <w:lang w:val="en-US"/>
+          <w:lang w:val="ru-RU"/>
         </w:rPr>
       </w:pPr>
       <w:r>
@@ -1856,7 +1659,21 @@
           <w:spacing w:val="-2"/>
           <w:lang w:val="en-US"/>
         </w:rPr>
-        <w:t>Head html</w:t>
+        <w:t>Head</w:t>
+      </w:r>
+      <w:r>
+        <w:rPr>
+          <w:spacing w:val="-2"/>
+          <w:lang w:val="ru-RU"/>
+        </w:rPr>
+        <w:t xml:space="preserve"> </w:t>
+      </w:r>
+      <w:r>
+        <w:rPr>
+          <w:spacing w:val="-2"/>
+          <w:lang w:val="en-US"/>
+        </w:rPr>
+        <w:t>html</w:t>
       </w:r>
     </w:p>
     <w:p>
@@ -1865,7 +1682,7 @@
         <w:ind w:firstLine="645"/>
         <w:rPr>
           <w:spacing w:val="-2"/>
-          <w:lang w:val="en-US"/>
+          <w:lang w:val="ru-RU"/>
         </w:rPr>
       </w:pPr>
     </w:p>
@@ -2166,6 +1983,7 @@
       </w:pPr>
       <w:r>
         <w:rPr>
+          <w:noProof/>
           <w:spacing w:val="-2"/>
           <w:lang w:val="ru-RU"/>
         </w:rPr>
@@ -2212,15 +2030,22 @@
         <w:ind w:firstLine="645"/>
         <w:rPr>
           <w:spacing w:val="-2"/>
-          <w:lang w:val="ru-RU"/>
-        </w:rPr>
-      </w:pPr>
-      <w:r>
-        <w:rPr>
-          <w:spacing w:val="-2"/>
-          <w:lang w:val="ru-RU"/>
-        </w:rPr>
-        <w:t xml:space="preserve">Рис. 2. </w:t>
+          <w:lang w:val="en-US"/>
+        </w:rPr>
+      </w:pPr>
+      <w:r>
+        <w:rPr>
+          <w:spacing w:val="-2"/>
+          <w:lang w:val="ru-RU"/>
+        </w:rPr>
+        <w:t>Рис</w:t>
+      </w:r>
+      <w:r>
+        <w:rPr>
+          <w:spacing w:val="-2"/>
+          <w:lang w:val="en-US"/>
+        </w:rPr>
+        <w:t xml:space="preserve">. 2. </w:t>
       </w:r>
       <w:proofErr w:type="spellStart"/>
       <w:r>
@@ -2290,15 +2115,22 @@
         <w:ind w:firstLine="645"/>
         <w:rPr>
           <w:spacing w:val="-2"/>
-          <w:lang w:val="ru-RU"/>
-        </w:rPr>
-      </w:pPr>
-      <w:r>
-        <w:rPr>
-          <w:spacing w:val="-2"/>
-          <w:lang w:val="ru-RU"/>
-        </w:rPr>
-        <w:t xml:space="preserve">Крок 3. </w:t>
+          <w:lang w:val="en-US"/>
+        </w:rPr>
+      </w:pPr>
+      <w:r>
+        <w:rPr>
+          <w:spacing w:val="-2"/>
+          <w:lang w:val="ru-RU"/>
+        </w:rPr>
+        <w:t>Крок</w:t>
+      </w:r>
+      <w:r>
+        <w:rPr>
+          <w:spacing w:val="-2"/>
+          <w:lang w:val="en-US"/>
+        </w:rPr>
+        <w:t xml:space="preserve"> 3. </w:t>
       </w:r>
       <w:proofErr w:type="spellStart"/>
       <w:r>
@@ -2312,7 +2144,7 @@
       <w:r>
         <w:rPr>
           <w:spacing w:val="-2"/>
-          <w:lang w:val="ru-RU"/>
+          <w:lang w:val="en-US"/>
         </w:rPr>
         <w:t xml:space="preserve"> </w:t>
       </w:r>
@@ -2328,7 +2160,7 @@
       <w:r>
         <w:rPr>
           <w:spacing w:val="-2"/>
-          <w:lang w:val="ru-RU"/>
+          <w:lang w:val="en-US"/>
         </w:rPr>
         <w:t xml:space="preserve"> </w:t>
       </w:r>
@@ -2348,15 +2180,22 @@
         <w:ind w:firstLine="645"/>
         <w:rPr>
           <w:spacing w:val="-2"/>
-          <w:lang w:val="ru-RU"/>
-        </w:rPr>
-      </w:pPr>
-      <w:r>
-        <w:rPr>
-          <w:spacing w:val="-2"/>
-          <w:lang w:val="ru-RU"/>
-        </w:rPr>
-        <w:t xml:space="preserve">Задайте </w:t>
+          <w:lang w:val="en-US"/>
+        </w:rPr>
+      </w:pPr>
+      <w:r>
+        <w:rPr>
+          <w:spacing w:val="-2"/>
+          <w:lang w:val="ru-RU"/>
+        </w:rPr>
+        <w:t>Задайте</w:t>
+      </w:r>
+      <w:r>
+        <w:rPr>
+          <w:spacing w:val="-2"/>
+          <w:lang w:val="en-US"/>
+        </w:rPr>
+        <w:t xml:space="preserve"> </w:t>
       </w:r>
       <w:r>
         <w:rPr>
@@ -2368,7 +2207,7 @@
       <w:r>
         <w:rPr>
           <w:spacing w:val="-2"/>
-          <w:lang w:val="ru-RU"/>
+          <w:lang w:val="en-US"/>
         </w:rPr>
         <w:t xml:space="preserve"> </w:t>
       </w:r>
@@ -2382,7 +2221,7 @@
       <w:r>
         <w:rPr>
           <w:spacing w:val="-2"/>
-          <w:lang w:val="ru-RU"/>
+          <w:lang w:val="en-US"/>
         </w:rPr>
         <w:t>-</w:t>
       </w:r>
@@ -2396,7 +2235,7 @@
       <w:r>
         <w:rPr>
           <w:spacing w:val="-2"/>
-          <w:lang w:val="ru-RU"/>
+          <w:lang w:val="en-US"/>
         </w:rPr>
         <w:t xml:space="preserve">, </w:t>
       </w:r>
@@ -2412,7 +2251,7 @@
       <w:r>
         <w:rPr>
           <w:spacing w:val="-2"/>
-          <w:lang w:val="ru-RU"/>
+          <w:lang w:val="en-US"/>
         </w:rPr>
         <w:t xml:space="preserve"> </w:t>
       </w:r>
@@ -2426,7 +2265,7 @@
       <w:r>
         <w:rPr>
           <w:spacing w:val="-2"/>
-          <w:lang w:val="ru-RU"/>
+          <w:lang w:val="en-US"/>
         </w:rPr>
         <w:t>-</w:t>
       </w:r>
@@ -2440,9 +2279,23 @@
       <w:r>
         <w:rPr>
           <w:spacing w:val="-2"/>
-          <w:lang w:val="ru-RU"/>
-        </w:rPr>
-        <w:t xml:space="preserve"> (у </w:t>
+          <w:lang w:val="en-US"/>
+        </w:rPr>
+        <w:t xml:space="preserve"> (</w:t>
+      </w:r>
+      <w:r>
+        <w:rPr>
+          <w:spacing w:val="-2"/>
+          <w:lang w:val="ru-RU"/>
+        </w:rPr>
+        <w:t>у</w:t>
+      </w:r>
+      <w:r>
+        <w:rPr>
+          <w:spacing w:val="-2"/>
+          <w:lang w:val="en-US"/>
+        </w:rPr>
+        <w:t xml:space="preserve"> </w:t>
       </w:r>
       <w:r>
         <w:rPr>
@@ -2454,7 +2307,7 @@
       <w:r>
         <w:rPr>
           <w:spacing w:val="-2"/>
-          <w:lang w:val="ru-RU"/>
+          <w:lang w:val="en-US"/>
         </w:rPr>
         <w:t xml:space="preserve">), </w:t>
       </w:r>
@@ -2468,7 +2321,7 @@
       <w:r>
         <w:rPr>
           <w:spacing w:val="-2"/>
-          <w:lang w:val="ru-RU"/>
+          <w:lang w:val="en-US"/>
         </w:rPr>
         <w:t>-</w:t>
       </w:r>
@@ -2482,9 +2335,23 @@
       <w:r>
         <w:rPr>
           <w:spacing w:val="-2"/>
-          <w:lang w:val="ru-RU"/>
-        </w:rPr>
-        <w:t xml:space="preserve"> і </w:t>
+          <w:lang w:val="en-US"/>
+        </w:rPr>
+        <w:t xml:space="preserve"> </w:t>
+      </w:r>
+      <w:r>
+        <w:rPr>
+          <w:spacing w:val="-2"/>
+          <w:lang w:val="ru-RU"/>
+        </w:rPr>
+        <w:t>і</w:t>
+      </w:r>
+      <w:r>
+        <w:rPr>
+          <w:spacing w:val="-2"/>
+          <w:lang w:val="en-US"/>
+        </w:rPr>
+        <w:t xml:space="preserve"> </w:t>
       </w:r>
       <w:proofErr w:type="spellStart"/>
       <w:r>
@@ -2498,9 +2365,37 @@
       <w:r>
         <w:rPr>
           <w:spacing w:val="-2"/>
-          <w:lang w:val="ru-RU"/>
-        </w:rPr>
-        <w:t xml:space="preserve"> тексту/фону </w:t>
+          <w:lang w:val="en-US"/>
+        </w:rPr>
+        <w:t xml:space="preserve"> </w:t>
+      </w:r>
+      <w:r>
+        <w:rPr>
+          <w:spacing w:val="-2"/>
+          <w:lang w:val="ru-RU"/>
+        </w:rPr>
+        <w:t>тексту</w:t>
+      </w:r>
+      <w:r>
+        <w:rPr>
+          <w:spacing w:val="-2"/>
+          <w:lang w:val="en-US"/>
+        </w:rPr>
+        <w:t>/</w:t>
+      </w:r>
+      <w:r>
+        <w:rPr>
+          <w:spacing w:val="-2"/>
+          <w:lang w:val="ru-RU"/>
+        </w:rPr>
+        <w:t>фону</w:t>
+      </w:r>
+      <w:r>
+        <w:rPr>
+          <w:spacing w:val="-2"/>
+          <w:lang w:val="en-US"/>
+        </w:rPr>
+        <w:t xml:space="preserve"> </w:t>
       </w:r>
       <w:proofErr w:type="spellStart"/>
       <w:r>
@@ -2514,7 +2409,7 @@
       <w:r>
         <w:rPr>
           <w:spacing w:val="-2"/>
-          <w:lang w:val="ru-RU"/>
+          <w:lang w:val="en-US"/>
         </w:rPr>
         <w:t xml:space="preserve"> -</w:t>
       </w:r>
@@ -2525,7 +2420,7 @@
         <w:ind w:firstLine="645"/>
         <w:rPr>
           <w:spacing w:val="-2"/>
-          <w:lang w:val="en-US"/>
+          <w:lang w:val="ru-RU"/>
         </w:rPr>
       </w:pPr>
       <w:proofErr w:type="spellStart"/>
@@ -2620,6 +2515,7 @@
       </w:pPr>
       <w:r>
         <w:rPr>
+          <w:noProof/>
           <w:spacing w:val="-2"/>
           <w:lang w:val="en-US"/>
         </w:rPr>
@@ -2666,7 +2562,7 @@
         <w:ind w:firstLine="645"/>
         <w:rPr>
           <w:spacing w:val="-2"/>
-          <w:lang w:val="en-US"/>
+          <w:lang w:val="ru-RU"/>
         </w:rPr>
       </w:pPr>
       <w:r>
@@ -2689,7 +2585,7 @@
         <w:ind w:firstLine="645"/>
         <w:rPr>
           <w:spacing w:val="-2"/>
-          <w:lang w:val="en-US"/>
+          <w:lang w:val="ru-RU"/>
         </w:rPr>
       </w:pPr>
     </w:p>
@@ -2708,15 +2604,15 @@
           <w:lang w:val="ru-RU"/>
         </w:rPr>
         <w:lastRenderedPageBreak/>
-        <w:t>Крок 4. Ст</w:t>
-      </w:r>
-      <w:proofErr w:type="spellStart"/>
-      <w:r>
-        <w:rPr>
-          <w:spacing w:val="-2"/>
-          <w:lang w:val="ru-RU"/>
-        </w:rPr>
-        <w:t>илізувати</w:t>
+        <w:t xml:space="preserve">Крок 4. </w:t>
+      </w:r>
+      <w:proofErr w:type="spellStart"/>
+      <w:r>
+        <w:rPr>
+          <w:spacing w:val="-2"/>
+          <w:lang w:val="ru-RU"/>
+        </w:rPr>
+        <w:t>Стилізувати</w:t>
       </w:r>
       <w:proofErr w:type="spellEnd"/>
       <w:r>
@@ -2872,14 +2768,14 @@
         <w:ind w:firstLine="645"/>
         <w:rPr>
           <w:spacing w:val="-2"/>
-          <w:lang w:val="en-US"/>
-        </w:rPr>
-      </w:pPr>
-      <w:proofErr w:type="spellStart"/>
-      <w:r>
-        <w:rPr>
-          <w:spacing w:val="-2"/>
-          <w:lang w:val="en-US"/>
+          <w:lang w:val="ru-RU"/>
+        </w:rPr>
+      </w:pPr>
+      <w:proofErr w:type="spellStart"/>
+      <w:r>
+        <w:rPr>
+          <w:spacing w:val="-2"/>
+          <w:lang w:val="ru-RU"/>
         </w:rPr>
         <w:t>розмір</w:t>
       </w:r>
@@ -2887,7 +2783,7 @@
       <w:r>
         <w:rPr>
           <w:spacing w:val="-2"/>
-          <w:lang w:val="en-US"/>
+          <w:lang w:val="ru-RU"/>
         </w:rPr>
         <w:t xml:space="preserve"> і </w:t>
       </w:r>
@@ -2895,7 +2791,7 @@
       <w:r>
         <w:rPr>
           <w:spacing w:val="-2"/>
-          <w:lang w:val="en-US"/>
+          <w:lang w:val="ru-RU"/>
         </w:rPr>
         <w:t>колір</w:t>
       </w:r>
@@ -2903,15 +2799,29 @@
       <w:r>
         <w:rPr>
           <w:spacing w:val="-2"/>
-          <w:lang w:val="en-US"/>
-        </w:rPr>
-        <w:t xml:space="preserve"> h1, </w:t>
-      </w:r>
-      <w:proofErr w:type="spellStart"/>
-      <w:r>
-        <w:rPr>
-          <w:spacing w:val="-2"/>
-          <w:lang w:val="en-US"/>
+          <w:lang w:val="ru-RU"/>
+        </w:rPr>
+        <w:t xml:space="preserve"> </w:t>
+      </w:r>
+      <w:r>
+        <w:rPr>
+          <w:spacing w:val="-2"/>
+          <w:lang w:val="en-US"/>
+        </w:rPr>
+        <w:t>h</w:t>
+      </w:r>
+      <w:r>
+        <w:rPr>
+          <w:spacing w:val="-2"/>
+          <w:lang w:val="ru-RU"/>
+        </w:rPr>
+        <w:t xml:space="preserve">1, </w:t>
+      </w:r>
+      <w:proofErr w:type="spellStart"/>
+      <w:r>
+        <w:rPr>
+          <w:spacing w:val="-2"/>
+          <w:lang w:val="ru-RU"/>
         </w:rPr>
         <w:t>відступи</w:t>
       </w:r>
@@ -2919,15 +2829,15 @@
       <w:r>
         <w:rPr>
           <w:spacing w:val="-2"/>
-          <w:lang w:val="en-US"/>
-        </w:rPr>
-        <w:t xml:space="preserve"> </w:t>
-      </w:r>
-      <w:proofErr w:type="spellStart"/>
-      <w:r>
-        <w:rPr>
-          <w:spacing w:val="-2"/>
-          <w:lang w:val="en-US"/>
+          <w:lang w:val="ru-RU"/>
+        </w:rPr>
+        <w:t xml:space="preserve"> </w:t>
+      </w:r>
+      <w:proofErr w:type="spellStart"/>
+      <w:r>
+        <w:rPr>
+          <w:spacing w:val="-2"/>
+          <w:lang w:val="ru-RU"/>
         </w:rPr>
         <w:t>навколо</w:t>
       </w:r>
@@ -2935,15 +2845,15 @@
       <w:r>
         <w:rPr>
           <w:spacing w:val="-2"/>
-          <w:lang w:val="en-US"/>
-        </w:rPr>
-        <w:t xml:space="preserve"> </w:t>
-      </w:r>
-      <w:proofErr w:type="spellStart"/>
-      <w:r>
-        <w:rPr>
-          <w:spacing w:val="-2"/>
-          <w:lang w:val="en-US"/>
+          <w:lang w:val="ru-RU"/>
+        </w:rPr>
+        <w:t xml:space="preserve"> </w:t>
+      </w:r>
+      <w:proofErr w:type="spellStart"/>
+      <w:r>
+        <w:rPr>
+          <w:spacing w:val="-2"/>
+          <w:lang w:val="ru-RU"/>
         </w:rPr>
         <w:t>посилань</w:t>
       </w:r>
@@ -2951,15 +2861,57 @@
       <w:r>
         <w:rPr>
           <w:spacing w:val="-2"/>
-          <w:lang w:val="en-US"/>
-        </w:rPr>
-        <w:t xml:space="preserve"> nav (margin-right </w:t>
-      </w:r>
-      <w:proofErr w:type="spellStart"/>
-      <w:r>
-        <w:rPr>
-          <w:spacing w:val="-2"/>
-          <w:lang w:val="en-US"/>
+          <w:lang w:val="ru-RU"/>
+        </w:rPr>
+        <w:t xml:space="preserve"> </w:t>
+      </w:r>
+      <w:r>
+        <w:rPr>
+          <w:spacing w:val="-2"/>
+          <w:lang w:val="en-US"/>
+        </w:rPr>
+        <w:t>nav</w:t>
+      </w:r>
+      <w:r>
+        <w:rPr>
+          <w:spacing w:val="-2"/>
+          <w:lang w:val="ru-RU"/>
+        </w:rPr>
+        <w:t xml:space="preserve"> (</w:t>
+      </w:r>
+      <w:r>
+        <w:rPr>
+          <w:spacing w:val="-2"/>
+          <w:lang w:val="en-US"/>
+        </w:rPr>
+        <w:t>margin</w:t>
+      </w:r>
+      <w:r>
+        <w:rPr>
+          <w:spacing w:val="-2"/>
+          <w:lang w:val="ru-RU"/>
+        </w:rPr>
+        <w:t>-</w:t>
+      </w:r>
+      <w:r>
+        <w:rPr>
+          <w:spacing w:val="-2"/>
+          <w:lang w:val="en-US"/>
+        </w:rPr>
+        <w:t>right</w:t>
+      </w:r>
+      <w:r>
+        <w:rPr>
+          <w:spacing w:val="-2"/>
+          <w:lang w:val="ru-RU"/>
+        </w:rPr>
+        <w:t xml:space="preserve"> </w:t>
+      </w:r>
+      <w:proofErr w:type="spellStart"/>
+      <w:r>
+        <w:rPr>
+          <w:spacing w:val="-2"/>
+          <w:lang w:val="ru-RU"/>
         </w:rPr>
         <w:t>між</w:t>
       </w:r>
@@ -2967,25 +2919,9 @@
       <w:r>
         <w:rPr>
           <w:spacing w:val="-2"/>
-          <w:lang w:val="en-US"/>
-        </w:rPr>
-        <w:t xml:space="preserve"> </w:t>
-      </w:r>
-      <w:proofErr w:type="spellStart"/>
-      <w:r>
-        <w:rPr>
-          <w:spacing w:val="-2"/>
-          <w:lang w:val="en-US"/>
-        </w:rPr>
-        <w:t>пунктами</w:t>
-      </w:r>
-      <w:proofErr w:type="spellEnd"/>
-      <w:r>
-        <w:rPr>
-          <w:spacing w:val="-2"/>
-          <w:lang w:val="en-US"/>
-        </w:rPr>
-        <w:t>).</w:t>
+          <w:lang w:val="ru-RU"/>
+        </w:rPr>
+        <w:t xml:space="preserve"> пунктами).</w:t>
       </w:r>
     </w:p>
     <w:p>
@@ -2999,6 +2935,7 @@
       </w:pPr>
       <w:r>
         <w:rPr>
+          <w:noProof/>
           <w:spacing w:val="-2"/>
           <w:lang w:val="en-US"/>
         </w:rPr>
@@ -3110,30 +3047,21 @@
         <w:ind w:firstLine="645"/>
         <w:rPr>
           <w:spacing w:val="-2"/>
-          <w:lang w:val="en-US"/>
-        </w:rPr>
-      </w:pPr>
-      <w:proofErr w:type="spellStart"/>
-      <w:r>
-        <w:rPr>
-          <w:spacing w:val="-2"/>
-          <w:lang w:val="en-US"/>
-        </w:rPr>
-        <w:t>Додайте</w:t>
-      </w:r>
-      <w:proofErr w:type="spellEnd"/>
-      <w:r>
-        <w:rPr>
-          <w:spacing w:val="-2"/>
-          <w:lang w:val="en-US"/>
-        </w:rPr>
-        <w:t xml:space="preserve"> </w:t>
-      </w:r>
-      <w:proofErr w:type="spellStart"/>
-      <w:r>
-        <w:rPr>
-          <w:spacing w:val="-2"/>
-          <w:lang w:val="en-US"/>
+          <w:lang w:val="ru-RU"/>
+        </w:rPr>
+      </w:pPr>
+      <w:r>
+        <w:rPr>
+          <w:spacing w:val="-2"/>
+          <w:lang w:val="ru-RU"/>
+        </w:rPr>
+        <w:t xml:space="preserve">Додайте </w:t>
+      </w:r>
+      <w:proofErr w:type="spellStart"/>
+      <w:r>
+        <w:rPr>
+          <w:spacing w:val="-2"/>
+          <w:lang w:val="ru-RU"/>
         </w:rPr>
         <w:t>максимальну</w:t>
       </w:r>
@@ -3141,31 +3069,15 @@
       <w:r>
         <w:rPr>
           <w:spacing w:val="-2"/>
-          <w:lang w:val="en-US"/>
-        </w:rPr>
-        <w:t xml:space="preserve"> </w:t>
-      </w:r>
-      <w:proofErr w:type="spellStart"/>
-      <w:r>
-        <w:rPr>
-          <w:spacing w:val="-2"/>
-          <w:lang w:val="en-US"/>
-        </w:rPr>
-        <w:t>ширину</w:t>
-      </w:r>
-      <w:proofErr w:type="spellEnd"/>
-      <w:r>
-        <w:rPr>
-          <w:spacing w:val="-2"/>
-          <w:lang w:val="en-US"/>
-        </w:rPr>
-        <w:t xml:space="preserve"> </w:t>
-      </w:r>
-      <w:proofErr w:type="spellStart"/>
-      <w:r>
-        <w:rPr>
-          <w:spacing w:val="-2"/>
-          <w:lang w:val="en-US"/>
+          <w:lang w:val="ru-RU"/>
+        </w:rPr>
+        <w:t xml:space="preserve"> ширину </w:t>
+      </w:r>
+      <w:proofErr w:type="spellStart"/>
+      <w:r>
+        <w:rPr>
+          <w:spacing w:val="-2"/>
+          <w:lang w:val="ru-RU"/>
         </w:rPr>
         <w:t>контентної</w:t>
       </w:r>
@@ -3173,47 +3085,71 @@
       <w:r>
         <w:rPr>
           <w:spacing w:val="-2"/>
-          <w:lang w:val="en-US"/>
-        </w:rPr>
-        <w:t xml:space="preserve"> </w:t>
-      </w:r>
-      <w:proofErr w:type="spellStart"/>
-      <w:r>
-        <w:rPr>
-          <w:spacing w:val="-2"/>
-          <w:lang w:val="en-US"/>
-        </w:rPr>
-        <w:t>колонки</w:t>
-      </w:r>
-      <w:proofErr w:type="spellEnd"/>
-      <w:r>
-        <w:rPr>
-          <w:spacing w:val="-2"/>
-          <w:lang w:val="en-US"/>
-        </w:rPr>
-        <w:t xml:space="preserve"> (max-width) з margin: 0 auto </w:t>
-      </w:r>
-      <w:proofErr w:type="spellStart"/>
-      <w:r>
-        <w:rPr>
-          <w:spacing w:val="-2"/>
-          <w:lang w:val="en-US"/>
-        </w:rPr>
-        <w:t>для</w:t>
-      </w:r>
-      <w:proofErr w:type="spellEnd"/>
-      <w:r>
-        <w:rPr>
-          <w:spacing w:val="-2"/>
-          <w:lang w:val="en-US"/>
-        </w:rPr>
-        <w:t xml:space="preserve"> </w:t>
-      </w:r>
-      <w:proofErr w:type="spellStart"/>
-      <w:r>
-        <w:rPr>
-          <w:spacing w:val="-2"/>
-          <w:lang w:val="en-US"/>
+          <w:lang w:val="ru-RU"/>
+        </w:rPr>
+        <w:t xml:space="preserve"> колонки (</w:t>
+      </w:r>
+      <w:r>
+        <w:rPr>
+          <w:spacing w:val="-2"/>
+          <w:lang w:val="en-US"/>
+        </w:rPr>
+        <w:t>max</w:t>
+      </w:r>
+      <w:r>
+        <w:rPr>
+          <w:spacing w:val="-2"/>
+          <w:lang w:val="ru-RU"/>
+        </w:rPr>
+        <w:t>-</w:t>
+      </w:r>
+      <w:r>
+        <w:rPr>
+          <w:spacing w:val="-2"/>
+          <w:lang w:val="en-US"/>
+        </w:rPr>
+        <w:t>width</w:t>
+      </w:r>
+      <w:r>
+        <w:rPr>
+          <w:spacing w:val="-2"/>
+          <w:lang w:val="ru-RU"/>
+        </w:rPr>
+        <w:t xml:space="preserve">) з </w:t>
+      </w:r>
+      <w:r>
+        <w:rPr>
+          <w:spacing w:val="-2"/>
+          <w:lang w:val="en-US"/>
+        </w:rPr>
+        <w:t>margin</w:t>
+      </w:r>
+      <w:r>
+        <w:rPr>
+          <w:spacing w:val="-2"/>
+          <w:lang w:val="ru-RU"/>
+        </w:rPr>
+        <w:t xml:space="preserve">: 0 </w:t>
+      </w:r>
+      <w:r>
+        <w:rPr>
+          <w:spacing w:val="-2"/>
+          <w:lang w:val="en-US"/>
+        </w:rPr>
+        <w:t>auto</w:t>
+      </w:r>
+      <w:r>
+        <w:rPr>
+          <w:spacing w:val="-2"/>
+          <w:lang w:val="ru-RU"/>
+        </w:rPr>
+        <w:t xml:space="preserve"> для </w:t>
+      </w:r>
+      <w:proofErr w:type="spellStart"/>
+      <w:r>
+        <w:rPr>
+          <w:spacing w:val="-2"/>
+          <w:lang w:val="ru-RU"/>
         </w:rPr>
         <w:t>центрування</w:t>
       </w:r>
@@ -3221,7 +3157,7 @@
       <w:r>
         <w:rPr>
           <w:spacing w:val="-2"/>
-          <w:lang w:val="en-US"/>
+          <w:lang w:val="ru-RU"/>
         </w:rPr>
         <w:t>,</w:t>
       </w:r>
@@ -3318,6 +3254,7 @@
       </w:pPr>
       <w:r>
         <w:rPr>
+          <w:noProof/>
           <w:spacing w:val="-2"/>
           <w:lang w:val="en-US"/>
         </w:rPr>
@@ -3458,30 +3395,21 @@
         <w:ind w:firstLine="645"/>
         <w:rPr>
           <w:spacing w:val="-2"/>
-          <w:lang w:val="en-US"/>
-        </w:rPr>
-      </w:pPr>
-      <w:proofErr w:type="spellStart"/>
-      <w:r>
-        <w:rPr>
-          <w:spacing w:val="-2"/>
-          <w:lang w:val="en-US"/>
-        </w:rPr>
-        <w:t>Для</w:t>
-      </w:r>
-      <w:proofErr w:type="spellEnd"/>
-      <w:r>
-        <w:rPr>
-          <w:spacing w:val="-2"/>
-          <w:lang w:val="en-US"/>
-        </w:rPr>
-        <w:t xml:space="preserve"> </w:t>
-      </w:r>
-      <w:proofErr w:type="spellStart"/>
-      <w:r>
-        <w:rPr>
-          <w:spacing w:val="-2"/>
-          <w:lang w:val="en-US"/>
+          <w:lang w:val="ru-RU"/>
+        </w:rPr>
+      </w:pPr>
+      <w:r>
+        <w:rPr>
+          <w:spacing w:val="-2"/>
+          <w:lang w:val="ru-RU"/>
+        </w:rPr>
+        <w:t xml:space="preserve">Для </w:t>
+      </w:r>
+      <w:proofErr w:type="spellStart"/>
+      <w:r>
+        <w:rPr>
+          <w:spacing w:val="-2"/>
+          <w:lang w:val="ru-RU"/>
         </w:rPr>
         <w:t>повторюваних</w:t>
       </w:r>
@@ -3489,15 +3417,15 @@
       <w:r>
         <w:rPr>
           <w:spacing w:val="-2"/>
-          <w:lang w:val="en-US"/>
-        </w:rPr>
-        <w:t xml:space="preserve"> </w:t>
-      </w:r>
-      <w:proofErr w:type="spellStart"/>
-      <w:r>
-        <w:rPr>
-          <w:spacing w:val="-2"/>
-          <w:lang w:val="en-US"/>
+          <w:lang w:val="ru-RU"/>
+        </w:rPr>
+        <w:t xml:space="preserve"> </w:t>
+      </w:r>
+      <w:proofErr w:type="spellStart"/>
+      <w:r>
+        <w:rPr>
+          <w:spacing w:val="-2"/>
+          <w:lang w:val="ru-RU"/>
         </w:rPr>
         <w:t>елементів</w:t>
       </w:r>
@@ -3505,15 +3433,15 @@
       <w:r>
         <w:rPr>
           <w:spacing w:val="-2"/>
-          <w:lang w:val="en-US"/>
-        </w:rPr>
-        <w:t xml:space="preserve"> </w:t>
-      </w:r>
-      <w:proofErr w:type="spellStart"/>
-      <w:r>
-        <w:rPr>
-          <w:spacing w:val="-2"/>
-          <w:lang w:val="en-US"/>
+          <w:lang w:val="ru-RU"/>
+        </w:rPr>
+        <w:t xml:space="preserve"> </w:t>
+      </w:r>
+      <w:proofErr w:type="spellStart"/>
+      <w:r>
+        <w:rPr>
+          <w:spacing w:val="-2"/>
+          <w:lang w:val="ru-RU"/>
         </w:rPr>
         <w:t>вашого</w:t>
       </w:r>
@@ -3521,15 +3449,15 @@
       <w:r>
         <w:rPr>
           <w:spacing w:val="-2"/>
-          <w:lang w:val="en-US"/>
-        </w:rPr>
-        <w:t xml:space="preserve"> </w:t>
-      </w:r>
-      <w:proofErr w:type="spellStart"/>
-      <w:r>
-        <w:rPr>
-          <w:spacing w:val="-2"/>
-          <w:lang w:val="en-US"/>
+          <w:lang w:val="ru-RU"/>
+        </w:rPr>
+        <w:t xml:space="preserve"> </w:t>
+      </w:r>
+      <w:proofErr w:type="spellStart"/>
+      <w:r>
+        <w:rPr>
+          <w:spacing w:val="-2"/>
+          <w:lang w:val="ru-RU"/>
         </w:rPr>
         <w:t>варіанта</w:t>
       </w:r>
@@ -3537,31 +3465,15 @@
       <w:r>
         <w:rPr>
           <w:spacing w:val="-2"/>
-          <w:lang w:val="en-US"/>
-        </w:rPr>
-        <w:t xml:space="preserve"> </w:t>
-      </w:r>
-      <w:proofErr w:type="spellStart"/>
-      <w:r>
-        <w:rPr>
-          <w:spacing w:val="-2"/>
-          <w:lang w:val="en-US"/>
-        </w:rPr>
-        <w:t>задайте</w:t>
-      </w:r>
-      <w:proofErr w:type="spellEnd"/>
-      <w:r>
-        <w:rPr>
-          <w:spacing w:val="-2"/>
-          <w:lang w:val="en-US"/>
-        </w:rPr>
-        <w:t xml:space="preserve"> </w:t>
-      </w:r>
-      <w:proofErr w:type="spellStart"/>
-      <w:r>
-        <w:rPr>
-          <w:spacing w:val="-2"/>
-          <w:lang w:val="en-US"/>
+          <w:lang w:val="ru-RU"/>
+        </w:rPr>
+        <w:t xml:space="preserve"> задайте </w:t>
+      </w:r>
+      <w:proofErr w:type="spellStart"/>
+      <w:r>
+        <w:rPr>
+          <w:spacing w:val="-2"/>
+          <w:lang w:val="ru-RU"/>
         </w:rPr>
         <w:t>клас</w:t>
       </w:r>
@@ -3569,16 +3481,15 @@
       <w:r>
         <w:rPr>
           <w:spacing w:val="-2"/>
-          <w:lang w:val="en-US"/>
+          <w:lang w:val="ru-RU"/>
         </w:rPr>
         <w:t xml:space="preserve"> (</w:t>
       </w:r>
       <w:proofErr w:type="spellStart"/>
-      <w:proofErr w:type="gramStart"/>
-      <w:r>
-        <w:rPr>
-          <w:spacing w:val="-2"/>
-          <w:lang w:val="en-US"/>
+      <w:r>
+        <w:rPr>
+          <w:spacing w:val="-2"/>
+          <w:lang w:val="ru-RU"/>
         </w:rPr>
         <w:t>наприклад</w:t>
       </w:r>
@@ -3586,15 +3497,21 @@
       <w:r>
         <w:rPr>
           <w:spacing w:val="-2"/>
-          <w:lang w:val="en-US"/>
-        </w:rPr>
-        <w:t xml:space="preserve"> .card</w:t>
-      </w:r>
-      <w:proofErr w:type="gramEnd"/>
-      <w:r>
-        <w:rPr>
-          <w:spacing w:val="-2"/>
-          <w:lang w:val="en-US"/>
+          <w:lang w:val="ru-RU"/>
+        </w:rPr>
+        <w:t xml:space="preserve"> .</w:t>
+      </w:r>
+      <w:r>
+        <w:rPr>
+          <w:spacing w:val="-2"/>
+          <w:lang w:val="en-US"/>
+        </w:rPr>
+        <w:t>card</w:t>
+      </w:r>
+      <w:r>
+        <w:rPr>
+          <w:spacing w:val="-2"/>
+          <w:lang w:val="ru-RU"/>
         </w:rPr>
         <w:t xml:space="preserve">) </w:t>
       </w:r>
@@ -3602,7 +3519,7 @@
       <w:r>
         <w:rPr>
           <w:spacing w:val="-2"/>
-          <w:lang w:val="en-US"/>
+          <w:lang w:val="ru-RU"/>
         </w:rPr>
         <w:t>із</w:t>
       </w:r>
@@ -3610,9 +3527,30 @@
       <w:r>
         <w:rPr>
           <w:spacing w:val="-2"/>
-          <w:lang w:val="en-US"/>
-        </w:rPr>
-        <w:t xml:space="preserve"> padding, border</w:t>
+          <w:lang w:val="ru-RU"/>
+        </w:rPr>
+        <w:t xml:space="preserve"> </w:t>
+      </w:r>
+      <w:r>
+        <w:rPr>
+          <w:spacing w:val="-2"/>
+          <w:lang w:val="en-US"/>
+        </w:rPr>
+        <w:t>padding</w:t>
+      </w:r>
+      <w:r>
+        <w:rPr>
+          <w:spacing w:val="-2"/>
+          <w:lang w:val="ru-RU"/>
+        </w:rPr>
+        <w:t xml:space="preserve">, </w:t>
+      </w:r>
+      <w:r>
+        <w:rPr>
+          <w:spacing w:val="-2"/>
+          <w:lang w:val="en-US"/>
+        </w:rPr>
+        <w:t>border</w:t>
       </w:r>
     </w:p>
     <w:p>
@@ -3621,14 +3559,14 @@
         <w:ind w:firstLine="645"/>
         <w:rPr>
           <w:spacing w:val="-2"/>
-          <w:lang w:val="en-US"/>
-        </w:rPr>
-      </w:pPr>
-      <w:proofErr w:type="spellStart"/>
-      <w:r>
-        <w:rPr>
-          <w:spacing w:val="-2"/>
-          <w:lang w:val="en-US"/>
+          <w:lang w:val="ru-RU"/>
+        </w:rPr>
+      </w:pPr>
+      <w:proofErr w:type="spellStart"/>
+      <w:r>
+        <w:rPr>
+          <w:spacing w:val="-2"/>
+          <w:lang w:val="ru-RU"/>
         </w:rPr>
         <w:t>або</w:t>
       </w:r>
@@ -3636,15 +3574,99 @@
       <w:r>
         <w:rPr>
           <w:spacing w:val="-2"/>
-          <w:lang w:val="en-US"/>
-        </w:rPr>
-        <w:t xml:space="preserve"> box-shadow, border-radius і margin-bottom </w:t>
-      </w:r>
-      <w:proofErr w:type="spellStart"/>
-      <w:r>
-        <w:rPr>
-          <w:spacing w:val="-2"/>
-          <w:lang w:val="en-US"/>
+          <w:lang w:val="ru-RU"/>
+        </w:rPr>
+        <w:t xml:space="preserve"> </w:t>
+      </w:r>
+      <w:r>
+        <w:rPr>
+          <w:spacing w:val="-2"/>
+          <w:lang w:val="en-US"/>
+        </w:rPr>
+        <w:t>box</w:t>
+      </w:r>
+      <w:r>
+        <w:rPr>
+          <w:spacing w:val="-2"/>
+          <w:lang w:val="ru-RU"/>
+        </w:rPr>
+        <w:t>-</w:t>
+      </w:r>
+      <w:r>
+        <w:rPr>
+          <w:spacing w:val="-2"/>
+          <w:lang w:val="en-US"/>
+        </w:rPr>
+        <w:t>shadow</w:t>
+      </w:r>
+      <w:r>
+        <w:rPr>
+          <w:spacing w:val="-2"/>
+          <w:lang w:val="ru-RU"/>
+        </w:rPr>
+        <w:t xml:space="preserve">, </w:t>
+      </w:r>
+      <w:r>
+        <w:rPr>
+          <w:spacing w:val="-2"/>
+          <w:lang w:val="en-US"/>
+        </w:rPr>
+        <w:t>border</w:t>
+      </w:r>
+      <w:r>
+        <w:rPr>
+          <w:spacing w:val="-2"/>
+          <w:lang w:val="ru-RU"/>
+        </w:rPr>
+        <w:t>-</w:t>
+      </w:r>
+      <w:r>
+        <w:rPr>
+          <w:spacing w:val="-2"/>
+          <w:lang w:val="en-US"/>
+        </w:rPr>
+        <w:t>radius</w:t>
+      </w:r>
+      <w:r>
+        <w:rPr>
+          <w:spacing w:val="-2"/>
+          <w:lang w:val="ru-RU"/>
+        </w:rPr>
+        <w:t xml:space="preserve"> і </w:t>
+      </w:r>
+      <w:r>
+        <w:rPr>
+          <w:spacing w:val="-2"/>
+          <w:lang w:val="en-US"/>
+        </w:rPr>
+        <w:t>margin</w:t>
+      </w:r>
+      <w:r>
+        <w:rPr>
+          <w:spacing w:val="-2"/>
+          <w:lang w:val="ru-RU"/>
+        </w:rPr>
+        <w:t>-</w:t>
+      </w:r>
+      <w:r>
+        <w:rPr>
+          <w:spacing w:val="-2"/>
+          <w:lang w:val="en-US"/>
+        </w:rPr>
+        <w:t>bottom</w:t>
+      </w:r>
+      <w:r>
+        <w:rPr>
+          <w:spacing w:val="-2"/>
+          <w:lang w:val="ru-RU"/>
+        </w:rPr>
+        <w:t xml:space="preserve"> </w:t>
+      </w:r>
+      <w:proofErr w:type="spellStart"/>
+      <w:r>
+        <w:rPr>
+          <w:spacing w:val="-2"/>
+          <w:lang w:val="ru-RU"/>
         </w:rPr>
         <w:t>між</w:t>
       </w:r>
@@ -3652,15 +3674,15 @@
       <w:r>
         <w:rPr>
           <w:spacing w:val="-2"/>
-          <w:lang w:val="en-US"/>
-        </w:rPr>
-        <w:t xml:space="preserve"> </w:t>
-      </w:r>
-      <w:proofErr w:type="spellStart"/>
-      <w:r>
-        <w:rPr>
-          <w:spacing w:val="-2"/>
-          <w:lang w:val="en-US"/>
+          <w:lang w:val="ru-RU"/>
+        </w:rPr>
+        <w:t xml:space="preserve"> </w:t>
+      </w:r>
+      <w:proofErr w:type="spellStart"/>
+      <w:r>
+        <w:rPr>
+          <w:spacing w:val="-2"/>
+          <w:lang w:val="ru-RU"/>
         </w:rPr>
         <w:t>картками</w:t>
       </w:r>
@@ -3668,7 +3690,7 @@
       <w:r>
         <w:rPr>
           <w:spacing w:val="-2"/>
-          <w:lang w:val="en-US"/>
+          <w:lang w:val="ru-RU"/>
         </w:rPr>
         <w:t xml:space="preserve"> - </w:t>
       </w:r>
@@ -3676,7 +3698,7 @@
       <w:r>
         <w:rPr>
           <w:spacing w:val="-2"/>
-          <w:lang w:val="en-US"/>
+          <w:lang w:val="ru-RU"/>
         </w:rPr>
         <w:t>конкретні</w:t>
       </w:r>
@@ -3684,15 +3706,15 @@
       <w:r>
         <w:rPr>
           <w:spacing w:val="-2"/>
-          <w:lang w:val="en-US"/>
-        </w:rPr>
-        <w:t xml:space="preserve"> </w:t>
-      </w:r>
-      <w:proofErr w:type="spellStart"/>
-      <w:r>
-        <w:rPr>
-          <w:spacing w:val="-2"/>
-          <w:lang w:val="en-US"/>
+          <w:lang w:val="ru-RU"/>
+        </w:rPr>
+        <w:t xml:space="preserve"> </w:t>
+      </w:r>
+      <w:proofErr w:type="spellStart"/>
+      <w:r>
+        <w:rPr>
+          <w:spacing w:val="-2"/>
+          <w:lang w:val="ru-RU"/>
         </w:rPr>
         <w:t>значення</w:t>
       </w:r>
@@ -3700,7 +3722,7 @@
       <w:r>
         <w:rPr>
           <w:spacing w:val="-2"/>
-          <w:lang w:val="en-US"/>
+          <w:lang w:val="ru-RU"/>
         </w:rPr>
         <w:t xml:space="preserve"> й </w:t>
       </w:r>
@@ -3708,7 +3730,7 @@
       <w:r>
         <w:rPr>
           <w:spacing w:val="-2"/>
-          <w:lang w:val="en-US"/>
+          <w:lang w:val="ru-RU"/>
         </w:rPr>
         <w:t>деталі</w:t>
       </w:r>
@@ -3799,6 +3821,7 @@
       </w:pPr>
       <w:r>
         <w:rPr>
+          <w:noProof/>
           <w:spacing w:val="-2"/>
           <w:lang w:val="ru-RU"/>
         </w:rPr>
@@ -3846,7 +3869,7 @@
         <w:ind w:firstLine="645"/>
         <w:rPr>
           <w:spacing w:val="-2"/>
-          <w:lang w:val="en-US"/>
+          <w:lang w:val="ru-RU"/>
         </w:rPr>
       </w:pPr>
       <w:r>
@@ -4104,7 +4127,7 @@
         <w:ind w:firstLine="645"/>
         <w:rPr>
           <w:spacing w:val="-2"/>
-          <w:lang w:val="en-US"/>
+          <w:lang w:val="ru-RU"/>
         </w:rPr>
       </w:pPr>
       <w:proofErr w:type="spellStart"/>
@@ -4181,6 +4204,7 @@
       </w:pPr>
       <w:r>
         <w:rPr>
+          <w:noProof/>
           <w:spacing w:val="-2"/>
           <w:lang w:val="en-US"/>
         </w:rPr>
@@ -4266,6 +4290,7 @@
       </w:pPr>
       <w:r>
         <w:rPr>
+          <w:noProof/>
           <w:spacing w:val="-2"/>
           <w:lang w:val="en-US"/>
         </w:rPr>
@@ -4335,15 +4360,22 @@
         <w:ind w:firstLine="645"/>
         <w:rPr>
           <w:spacing w:val="-2"/>
-          <w:lang w:val="ru-RU"/>
-        </w:rPr>
-      </w:pPr>
-      <w:r>
-        <w:rPr>
-          <w:spacing w:val="-2"/>
-          <w:lang w:val="ru-RU"/>
-        </w:rPr>
-        <w:t xml:space="preserve">Крок 8. </w:t>
+          <w:lang w:val="en-US"/>
+        </w:rPr>
+      </w:pPr>
+      <w:r>
+        <w:rPr>
+          <w:spacing w:val="-2"/>
+          <w:lang w:val="ru-RU"/>
+        </w:rPr>
+        <w:t>Крок</w:t>
+      </w:r>
+      <w:r>
+        <w:rPr>
+          <w:spacing w:val="-2"/>
+          <w:lang w:val="en-US"/>
+        </w:rPr>
+        <w:t xml:space="preserve"> 8. </w:t>
       </w:r>
       <w:proofErr w:type="spellStart"/>
       <w:r>
@@ -4357,7 +4389,7 @@
       <w:r>
         <w:rPr>
           <w:spacing w:val="-2"/>
-          <w:lang w:val="ru-RU"/>
+          <w:lang w:val="en-US"/>
         </w:rPr>
         <w:t xml:space="preserve"> </w:t>
       </w:r>
@@ -4371,7 +4403,7 @@
       <w:r>
         <w:rPr>
           <w:spacing w:val="-2"/>
-          <w:lang w:val="ru-RU"/>
+          <w:lang w:val="en-US"/>
         </w:rPr>
         <w:t xml:space="preserve"> </w:t>
       </w:r>
@@ -4385,9 +4417,23 @@
       <w:r>
         <w:rPr>
           <w:spacing w:val="-2"/>
-          <w:lang w:val="ru-RU"/>
-        </w:rPr>
-        <w:t xml:space="preserve"> у </w:t>
+          <w:lang w:val="en-US"/>
+        </w:rPr>
+        <w:t xml:space="preserve"> </w:t>
+      </w:r>
+      <w:r>
+        <w:rPr>
+          <w:spacing w:val="-2"/>
+          <w:lang w:val="ru-RU"/>
+        </w:rPr>
+        <w:t>у</w:t>
+      </w:r>
+      <w:r>
+        <w:rPr>
+          <w:spacing w:val="-2"/>
+          <w:lang w:val="en-US"/>
+        </w:rPr>
+        <w:t xml:space="preserve"> </w:t>
       </w:r>
       <w:proofErr w:type="spellStart"/>
       <w:r>
@@ -4772,6 +4818,7 @@
       </w:pPr>
       <w:r>
         <w:rPr>
+          <w:noProof/>
           <w:spacing w:val="-2"/>
           <w:lang w:val="ru-RU"/>
         </w:rPr>
@@ -4888,15 +4935,15 @@
           <w:spacing w:val="-2"/>
           <w:lang w:val="ru-RU"/>
         </w:rPr>
-        <w:t>Крок 9. П</w:t>
-      </w:r>
-      <w:proofErr w:type="spellStart"/>
-      <w:r>
-        <w:rPr>
-          <w:spacing w:val="-2"/>
-          <w:lang w:val="ru-RU"/>
-        </w:rPr>
-        <w:t>ровалідувати</w:t>
+        <w:t xml:space="preserve">Крок 9. </w:t>
+      </w:r>
+      <w:proofErr w:type="spellStart"/>
+      <w:r>
+        <w:rPr>
+          <w:spacing w:val="-2"/>
+          <w:lang w:val="ru-RU"/>
+        </w:rPr>
+        <w:t>Провалідувати</w:t>
       </w:r>
       <w:proofErr w:type="spellEnd"/>
       <w:r>
@@ -5107,6 +5154,7 @@
         <w:ind w:firstLine="645"/>
         <w:rPr>
           <w:spacing w:val="-2"/>
+          <w:lang w:val="ru-RU"/>
         </w:rPr>
       </w:pPr>
       <w:r>
@@ -5266,6 +5314,67 @@
           <w:lang w:val="ru-RU"/>
         </w:rPr>
         <w:t>.</w:t>
+      </w:r>
+    </w:p>
+    <w:p>
+      <w:pPr>
+        <w:pStyle w:val="a3"/>
+        <w:ind w:firstLine="645"/>
+        <w:rPr>
+          <w:spacing w:val="-2"/>
+          <w:lang w:val="en-US"/>
+        </w:rPr>
+      </w:pPr>
+    </w:p>
+    <w:p>
+      <w:pPr>
+        <w:pStyle w:val="a3"/>
+        <w:ind w:firstLine="645"/>
+        <w:rPr>
+          <w:spacing w:val="-2"/>
+          <w:lang w:val="en-US"/>
+        </w:rPr>
+      </w:pPr>
+      <w:r>
+        <w:rPr>
+          <w:spacing w:val="-2"/>
+          <w:lang w:val="en-US"/>
+        </w:rPr>
+        <w:drawing>
+          <wp:inline distT="0" distB="0" distL="0" distR="0" wp14:anchorId="0720A2E7" wp14:editId="2CC0D266">
+            <wp:extent cx="6213475" cy="3185795"/>
+            <wp:effectExtent l="0" t="0" r="0" b="0"/>
+            <wp:docPr id="3" name="Рисунок 3"/>
+            <wp:cNvGraphicFramePr>
+              <a:graphicFrameLocks xmlns:a="http://schemas.openxmlformats.org/drawingml/2006/main" noChangeAspect="1"/>
+            </wp:cNvGraphicFramePr>
+            <a:graphic xmlns:a="http://schemas.openxmlformats.org/drawingml/2006/main">
+              <a:graphicData uri="http://schemas.openxmlformats.org/drawingml/2006/picture">
+                <pic:pic xmlns:pic="http://schemas.openxmlformats.org/drawingml/2006/picture">
+                  <pic:nvPicPr>
+                    <pic:cNvPr id="1" name=""/>
+                    <pic:cNvPicPr/>
+                  </pic:nvPicPr>
+                  <pic:blipFill>
+                    <a:blip r:embed="rId15"/>
+                    <a:stretch>
+                      <a:fillRect/>
+                    </a:stretch>
+                  </pic:blipFill>
+                  <pic:spPr>
+                    <a:xfrm>
+                      <a:off x="0" y="0"/>
+                      <a:ext cx="6213475" cy="3185795"/>
+                    </a:xfrm>
+                    <a:prstGeom prst="rect">
+                      <a:avLst/>
+                    </a:prstGeom>
+                  </pic:spPr>
+                </pic:pic>
+              </a:graphicData>
+            </a:graphic>
+          </wp:inline>
+        </w:drawing>
       </w:r>
     </w:p>
     <w:p>
@@ -5274,7 +5383,7 @@
         <w:spacing w:line="256" w:lineRule="auto"/>
         <w:ind w:left="4956" w:right="531" w:hanging="3561"/>
         <w:rPr>
-          <w:lang w:val="en-US"/>
+          <w:lang w:val="ru-RU"/>
         </w:rPr>
       </w:pPr>
     </w:p>
@@ -5284,6 +5393,12 @@
         <w:spacing w:line="256" w:lineRule="auto"/>
         <w:ind w:right="531"/>
       </w:pPr>
+      <w:r>
+        <w:rPr>
+          <w:lang w:val="ru-RU"/>
+        </w:rPr>
+        <w:t xml:space="preserve">Рис. 10 </w:t>
+      </w:r>
       <w:r>
         <w:t xml:space="preserve">Код </w:t>
       </w:r>
@@ -5740,7 +5855,6 @@
           <w:bCs/>
           <w:sz w:val="28"/>
           <w:szCs w:val="28"/>
-          <w:lang w:val="en-US"/>
         </w:rPr>
       </w:pPr>
       <w:r>
@@ -5752,7 +5866,7 @@
         </w:rPr>
         <w:t xml:space="preserve">ПОСИЛАННЯ НА GITHUB: </w:t>
       </w:r>
-      <w:hyperlink r:id="rId15" w:history="1">
+      <w:hyperlink r:id="rId16" w:history="1">
         <w:r>
           <w:rPr>
             <w:rStyle w:val="a5"/>
@@ -5912,7 +6026,17 @@
           <w:sz w:val="32"/>
           <w:szCs w:val="32"/>
         </w:rPr>
-        <w:t>) відступи, а також рамки (</w:t>
+        <w:t xml:space="preserve">) відступи, а </w:t>
+      </w:r>
+      <w:r>
+        <w:rPr>
+          <w:rFonts w:eastAsia="Calibri"/>
+          <w:color w:val="1A1A1A"/>
+          <w:sz w:val="32"/>
+          <w:szCs w:val="32"/>
+        </w:rPr>
+        <w:lastRenderedPageBreak/>
+        <w:t>також рамки (</w:t>
       </w:r>
       <w:proofErr w:type="spellStart"/>
       <w:r>
@@ -6943,6 +7067,7 @@
   <w:style w:type="character" w:default="1" w:styleId="a0">
     <w:name w:val="Default Paragraph Font"/>
     <w:uiPriority w:val="1"/>
+    <w:semiHidden/>
     <w:unhideWhenUsed/>
   </w:style>
   <w:style w:type="table" w:default="1" w:styleId="a1">
